--- a/铁路线路智能综合检测机器人/技术文档章节拆分_20260417_0116/铁路线路智能综合检测机器人_技术文档_V3.0_第08章_线路健康检测平台_20260417_0116.docx
+++ b/铁路线路智能综合检测机器人/技术文档章节拆分_20260417_0116/铁路线路智能综合检测机器人_技术文档_V3.0_第08章_线路健康检测平台_20260417_0116.docx
@@ -4538,7 +4538,7 @@
         <w:rPr>
           <w:sz w:val="21"/>
         </w:rPr>
-        <w:t>线路基础设施的全寿命周期管理是本系统的长远目标，也是铁路智能化运维的终极形态。</w:t>
+        <w:t>线路基础设施的全生命周期管理是本系统的长远目标，也是铁路智能化运维的终极形态。</w:t>
       </w:r>
     </w:p>
     <w:p>
@@ -4549,7 +4549,7 @@
         <w:rPr>
           <w:sz w:val="21"/>
         </w:rPr>
-        <w:t>**全寿命周期管理目标：**</w:t>
+        <w:t>**全生命周期管理目标：**</w:t>
       </w:r>
     </w:p>
     <w:p>
@@ -4560,7 +4560,7 @@
         <w:rPr>
           <w:sz w:val="21"/>
         </w:rPr>
-        <w:t>本系统的全寿命周期管理对象为**铁路线路基础设施**，覆盖以下五大类：</w:t>
+        <w:t>本系统的全生命周期管理对象为**铁路线路基础设施**，覆盖以下五大类：</w:t>
       </w:r>
     </w:p>
     <w:tbl>

--- a/铁路线路智能综合检测机器人/技术文档章节拆分_20260417_0116/铁路线路智能综合检测机器人_技术文档_V3.0_第08章_线路健康检测平台_20260417_0116.docx
+++ b/铁路线路智能综合检测机器人/技术文档章节拆分_20260417_0116/铁路线路智能综合检测机器人_技术文档_V3.0_第08章_线路健康检测平台_20260417_0116.docx
@@ -36,7 +36,7 @@
         <w:rPr>
           <w:sz w:val="21"/>
         </w:rPr>
-        <w:t>大数据平台是本系统的核心资产平台：</w:t>
+        <w:t>本系统的线路健康检测平台是整个检测体系的数据中枢和价值出口：</w:t>
       </w:r>
     </w:p>
     <w:p>
@@ -51,6 +51,118 @@
           <w:sz w:val="20"/>
         </w:rPr>
         <w:t>**检测数据 → 实时汇聚 → 积累沉淀 → 挖掘分析 → 决策支撑**</w:t>
+      </w:r>
+    </w:p>
+    <w:p>
+      <w:pPr>
+        <w:spacing w:after="60"/>
+      </w:pPr>
+      <w:r>
+        <w:rPr>
+          <w:sz w:val="21"/>
+        </w:rPr>
+        <w:t>**平台核心定位：**</w:t>
+      </w:r>
+    </w:p>
+    <w:p>
+      <w:pPr>
+        <w:pStyle w:val="ListBullet"/>
+        <w:spacing w:after="40"/>
+        <w:ind w:left="432"/>
+      </w:pPr>
+      <w:r>
+        <w:rPr>
+          <w:sz w:val="21"/>
+        </w:rPr>
+        <w:t>**数据中枢**：汇集每一次检测任务产生的全量数据，实现数据的统一存储、统一管理、统一服务</w:t>
+      </w:r>
+    </w:p>
+    <w:p>
+      <w:pPr>
+        <w:pStyle w:val="ListBullet"/>
+        <w:spacing w:after="40"/>
+        <w:ind w:left="432"/>
+      </w:pPr>
+      <w:r>
+        <w:rPr>
+          <w:sz w:val="21"/>
+        </w:rPr>
+        <w:t>**分析引擎**：基于历史积累的海量数据，提供趋势分析、劣化预测、健康评估等高级分析能力</w:t>
+      </w:r>
+    </w:p>
+    <w:p>
+      <w:pPr>
+        <w:pStyle w:val="ListBullet"/>
+        <w:spacing w:after="40"/>
+        <w:ind w:left="432"/>
+      </w:pPr>
+      <w:r>
+        <w:rPr>
+          <w:sz w:val="21"/>
+        </w:rPr>
+        <w:t>**决策支撑**：为养护决策提供数据依据，让每一项养护建议都有数据支撑</w:t>
+      </w:r>
+    </w:p>
+    <w:p>
+      <w:pPr>
+        <w:pStyle w:val="ListBullet"/>
+        <w:spacing w:after="40"/>
+        <w:ind w:left="432"/>
+      </w:pPr>
+      <w:r>
+        <w:rPr>
+          <w:sz w:val="21"/>
+        </w:rPr>
+        <w:t>**可视化窗口**：将复杂的检测数据和健康状态以直观的方式呈现给不同用户</w:t>
+      </w:r>
+    </w:p>
+    <w:p>
+      <w:pPr>
+        <w:spacing w:after="60"/>
+      </w:pPr>
+      <w:r>
+        <w:rPr>
+          <w:sz w:val="21"/>
+        </w:rPr>
+        <w:t>**平台架构设计：**</w:t>
+      </w:r>
+    </w:p>
+    <w:p>
+      <w:pPr>
+        <w:spacing w:after="120"/>
+        <w:ind w:left="432"/>
+      </w:pPr>
+      <w:r>
+        <w:rPr>
+          <w:rFonts w:ascii="Courier New" w:hAnsi="Courier New"/>
+          <w:sz w:val="18"/>
+        </w:rPr>
+        <w:t>检测机器人（边缘） ──实时数据回传──→ 数据接入层 ──→ 数据存储层</w:t>
+        <w:br/>
+        <w:t xml:space="preserve">                                                    │</w:t>
+        <w:br/>
+        <w:t xml:space="preserve">                     云端大数据平台 ←───────────────┘</w:t>
+        <w:br/>
+        <w:t xml:space="preserve">                          │</w:t>
+        <w:br/>
+        <w:t xml:space="preserve">          ┌──────────────┼──────────────┐</w:t>
+        <w:br/>
+        <w:t xml:space="preserve">          ↓              ↓              ↓</w:t>
+        <w:br/>
+        <w:t xml:space="preserve">      数据服务        分析服务       展示服务</w:t>
+        <w:br/>
+        <w:t xml:space="preserve">   （检索/导出）   （评分/预测）   （热力图/报表）</w:t>
+      </w:r>
+    </w:p>
+    <w:p>
+      <w:pPr>
+        <w:spacing w:after="60"/>
+      </w:pPr>
+      <w:r>
+        <w:rPr>
+          <w:sz w:val="21"/>
+        </w:rPr>
+        <w:t>**平台价值总结：**</w:t>
       </w:r>
     </w:p>
     <w:p>
@@ -77,6 +189,17 @@
         <w:t>二、平台数据来源</w:t>
       </w:r>
     </w:p>
+    <w:p>
+      <w:pPr>
+        <w:spacing w:after="60"/>
+      </w:pPr>
+      <w:r>
+        <w:rPr>
+          <w:sz w:val="21"/>
+        </w:rPr>
+        <w:t>平台数据来源于本系统三大核心数据流，覆盖检测全流程：</w:t>
+      </w:r>
+    </w:p>
     <w:tbl>
       <w:tblPr>
         <w:tblStyle w:val="TableGrid"/>
@@ -84,14 +207,16 @@
         <w:tblLook w:firstColumn="1" w:firstRow="1" w:lastColumn="0" w:lastRow="0" w:noHBand="0" w:noVBand="1" w:val="04A0"/>
       </w:tblPr>
       <w:tblGrid>
-        <w:gridCol w:w="2928"/>
-        <w:gridCol w:w="2928"/>
-        <w:gridCol w:w="2928"/>
+        <w:gridCol w:w="1757"/>
+        <w:gridCol w:w="1757"/>
+        <w:gridCol w:w="1757"/>
+        <w:gridCol w:w="1757"/>
+        <w:gridCol w:w="1757"/>
       </w:tblGrid>
       <w:tr>
         <w:tc>
           <w:tcPr>
-            <w:tcW w:type="dxa" w:w="2928"/>
+            <w:tcW w:type="dxa" w:w="1757"/>
           </w:tcPr>
           <w:p>
             <w:r>
@@ -104,7 +229,7 @@
         </w:tc>
         <w:tc>
           <w:tcPr>
-            <w:tcW w:type="dxa" w:w="2928"/>
+            <w:tcW w:type="dxa" w:w="1757"/>
           </w:tcPr>
           <w:p>
             <w:r>
@@ -117,7 +242,7 @@
         </w:tc>
         <w:tc>
           <w:tcPr>
-            <w:tcW w:type="dxa" w:w="2928"/>
+            <w:tcW w:type="dxa" w:w="1757"/>
           </w:tcPr>
           <w:p>
             <w:r>
@@ -128,11 +253,37 @@
             </w:r>
           </w:p>
         </w:tc>
+        <w:tc>
+          <w:tcPr>
+            <w:tcW w:type="dxa" w:w="1757"/>
+          </w:tcPr>
+          <w:p>
+            <w:r>
+              <w:rPr>
+                <w:sz w:val="20"/>
+              </w:rPr>
+              <w:t>更新频率</w:t>
+            </w:r>
+          </w:p>
+        </w:tc>
+        <w:tc>
+          <w:tcPr>
+            <w:tcW w:type="dxa" w:w="1757"/>
+          </w:tcPr>
+          <w:p>
+            <w:r>
+              <w:rPr>
+                <w:sz w:val="20"/>
+              </w:rPr>
+              <w:t>用途</w:t>
+            </w:r>
+          </w:p>
+        </w:tc>
       </w:tr>
       <w:tr>
         <w:tc>
           <w:tcPr>
-            <w:tcW w:type="dxa" w:w="2928"/>
+            <w:tcW w:type="dxa" w:w="1757"/>
           </w:tcPr>
           <w:p>
             <w:r>
@@ -145,27 +296,53 @@
         </w:tc>
         <w:tc>
           <w:tcPr>
-            <w:tcW w:type="dxa" w:w="2928"/>
+            <w:tcW w:type="dxa" w:w="1757"/>
           </w:tcPr>
           <w:p>
             <w:r>
               <w:rPr>
                 <w:sz w:val="20"/>
               </w:rPr>
-              <w:t>图像流 + 点云流 + 姿态流 + 缺陷判定结果</w:t>
+              <w:t>原始图像流 + 点云流 + 姿态流 + AI判定结果</w:t>
             </w:r>
           </w:p>
         </w:tc>
         <w:tc>
           <w:tcPr>
-            <w:tcW w:type="dxa" w:w="2928"/>
+            <w:tcW w:type="dxa" w:w="1757"/>
           </w:tcPr>
           <w:p>
             <w:r>
               <w:rPr>
                 <w:sz w:val="20"/>
               </w:rPr>
-              <w:t>~TB级/公里</w:t>
+              <w:t>~100GB/公里</w:t>
+            </w:r>
+          </w:p>
+        </w:tc>
+        <w:tc>
+          <w:tcPr>
+            <w:tcW w:type="dxa" w:w="1757"/>
+          </w:tcPr>
+          <w:p>
+            <w:r>
+              <w:rPr>
+                <w:sz w:val="20"/>
+              </w:rPr>
+              <w:t>每任务结束后批量上传</w:t>
+            </w:r>
+          </w:p>
+        </w:tc>
+        <w:tc>
+          <w:tcPr>
+            <w:tcW w:type="dxa" w:w="1757"/>
+          </w:tcPr>
+          <w:p>
+            <w:r>
+              <w:rPr>
+                <w:sz w:val="20"/>
+              </w:rPr>
+              <w:t>核心分析数据</w:t>
             </w:r>
           </w:p>
         </w:tc>
@@ -173,7 +350,74 @@
       <w:tr>
         <w:tc>
           <w:tcPr>
-            <w:tcW w:type="dxa" w:w="2928"/>
+            <w:tcW w:type="dxa" w:w="1757"/>
+          </w:tcPr>
+          <w:p>
+            <w:r>
+              <w:rPr>
+                <w:sz w:val="20"/>
+              </w:rPr>
+              <w:t>实时缺陷数据</w:t>
+            </w:r>
+          </w:p>
+        </w:tc>
+        <w:tc>
+          <w:tcPr>
+            <w:tcW w:type="dxa" w:w="1757"/>
+          </w:tcPr>
+          <w:p>
+            <w:r>
+              <w:rPr>
+                <w:sz w:val="20"/>
+              </w:rPr>
+              <w:t>缺陷类型 + 里程位置 + 损伤等级 + 置信度</w:t>
+            </w:r>
+          </w:p>
+        </w:tc>
+        <w:tc>
+          <w:tcPr>
+            <w:tcW w:type="dxa" w:w="1757"/>
+          </w:tcPr>
+          <w:p>
+            <w:r>
+              <w:rPr>
+                <w:sz w:val="20"/>
+              </w:rPr>
+              <w:t>MB级/公里</w:t>
+            </w:r>
+          </w:p>
+        </w:tc>
+        <w:tc>
+          <w:tcPr>
+            <w:tcW w:type="dxa" w:w="1757"/>
+          </w:tcPr>
+          <w:p>
+            <w:r>
+              <w:rPr>
+                <w:sz w:val="20"/>
+              </w:rPr>
+              <w:t>实时推送</w:t>
+            </w:r>
+          </w:p>
+        </w:tc>
+        <w:tc>
+          <w:tcPr>
+            <w:tcW w:type="dxa" w:w="1757"/>
+          </w:tcPr>
+          <w:p>
+            <w:r>
+              <w:rPr>
+                <w:sz w:val="20"/>
+              </w:rPr>
+              <w:t>实时告警和展示</w:t>
+            </w:r>
+          </w:p>
+        </w:tc>
+      </w:tr>
+      <w:tr>
+        <w:tc>
+          <w:tcPr>
+            <w:tcW w:type="dxa" w:w="1757"/>
           </w:tcPr>
           <w:p>
             <w:r>
@@ -186,20 +430,20 @@
         </w:tc>
         <w:tc>
           <w:tcPr>
-            <w:tcW w:type="dxa" w:w="2928"/>
+            <w:tcW w:type="dxa" w:w="1757"/>
           </w:tcPr>
           <w:p>
             <w:r>
               <w:rPr>
                 <w:sz w:val="20"/>
               </w:rPr>
-              <w:t>传感器状态 / 用电数据 / 通信日志</w:t>
+              <w:t>相机帧率 / 激光温度 / 电池电量 / 网络状态</w:t>
             </w:r>
           </w:p>
         </w:tc>
         <w:tc>
           <w:tcPr>
-            <w:tcW w:type="dxa" w:w="2928"/>
+            <w:tcW w:type="dxa" w:w="1757"/>
           </w:tcPr>
           <w:p>
             <w:r>
@@ -210,37 +454,63 @@
             </w:r>
           </w:p>
         </w:tc>
-      </w:tr>
-      <w:tr>
         <w:tc>
           <w:tcPr>
-            <w:tcW w:type="dxa" w:w="2928"/>
+            <w:tcW w:type="dxa" w:w="1757"/>
           </w:tcPr>
           <w:p>
             <w:r>
               <w:rPr>
                 <w:sz w:val="20"/>
               </w:rPr>
-              <w:t>养护记录</w:t>
+              <w:t>秒级</w:t>
             </w:r>
           </w:p>
         </w:tc>
         <w:tc>
           <w:tcPr>
-            <w:tcW w:type="dxa" w:w="2928"/>
+            <w:tcW w:type="dxa" w:w="1757"/>
           </w:tcPr>
           <w:p>
             <w:r>
               <w:rPr>
                 <w:sz w:val="20"/>
               </w:rPr>
-              <w:t>养护时间 / 内容 / 效果验证数据</w:t>
+              <w:t>设备健康监控</w:t>
+            </w:r>
+          </w:p>
+        </w:tc>
+      </w:tr>
+      <w:tr>
+        <w:tc>
+          <w:tcPr>
+            <w:tcW w:type="dxa" w:w="1757"/>
+          </w:tcPr>
+          <w:p>
+            <w:r>
+              <w:rPr>
+                <w:sz w:val="20"/>
+              </w:rPr>
+              <w:t>养护维修记录</w:t>
             </w:r>
           </w:p>
         </w:tc>
         <w:tc>
           <w:tcPr>
-            <w:tcW w:type="dxa" w:w="2928"/>
+            <w:tcW w:type="dxa" w:w="1757"/>
+          </w:tcPr>
+          <w:p>
+            <w:r>
+              <w:rPr>
+                <w:sz w:val="20"/>
+              </w:rPr>
+              <w:t>养护时间 / 区段 / 内容 / 执行方 / 验证结果</w:t>
+            </w:r>
+          </w:p>
+        </w:tc>
+        <w:tc>
+          <w:tcPr>
+            <w:tcW w:type="dxa" w:w="1757"/>
           </w:tcPr>
           <w:p>
             <w:r>
@@ -251,37 +521,130 @@
             </w:r>
           </w:p>
         </w:tc>
-      </w:tr>
-      <w:tr>
         <w:tc>
           <w:tcPr>
-            <w:tcW w:type="dxa" w:w="2928"/>
+            <w:tcW w:type="dxa" w:w="1757"/>
           </w:tcPr>
           <w:p>
             <w:r>
               <w:rPr>
                 <w:sz w:val="20"/>
               </w:rPr>
-              <w:t>环境数据</w:t>
+              <w:t>人工录入</w:t>
             </w:r>
           </w:p>
         </w:tc>
         <w:tc>
           <w:tcPr>
-            <w:tcW w:type="dxa" w:w="2928"/>
+            <w:tcW w:type="dxa" w:w="1757"/>
           </w:tcPr>
           <w:p>
             <w:r>
               <w:rPr>
                 <w:sz w:val="20"/>
               </w:rPr>
-              <w:t>温度 / 湿度 / 气候（可选接入）</w:t>
+              <w:t>养护效果闭环</w:t>
+            </w:r>
+          </w:p>
+        </w:tc>
+      </w:tr>
+      <w:tr>
+        <w:tc>
+          <w:tcPr>
+            <w:tcW w:type="dxa" w:w="1757"/>
+          </w:tcPr>
+          <w:p>
+            <w:r>
+              <w:rPr>
+                <w:sz w:val="20"/>
+              </w:rPr>
+              <w:t>历史累积数据</w:t>
             </w:r>
           </w:p>
         </w:tc>
         <w:tc>
           <w:tcPr>
-            <w:tcW w:type="dxa" w:w="2928"/>
+            <w:tcW w:type="dxa" w:w="1757"/>
+          </w:tcPr>
+          <w:p>
+            <w:r>
+              <w:rPr>
+                <w:sz w:val="20"/>
+              </w:rPr>
+              <w:t>多轮次同一区段的检测档案</w:t>
+            </w:r>
+          </w:p>
+        </w:tc>
+        <w:tc>
+          <w:tcPr>
+            <w:tcW w:type="dxa" w:w="1757"/>
+          </w:tcPr>
+          <w:p>
+            <w:r>
+              <w:rPr>
+                <w:sz w:val="20"/>
+              </w:rPr>
+              <w:t>持续增长</w:t>
+            </w:r>
+          </w:p>
+        </w:tc>
+        <w:tc>
+          <w:tcPr>
+            <w:tcW w:type="dxa" w:w="1757"/>
+          </w:tcPr>
+          <w:p>
+            <w:r>
+              <w:rPr>
+                <w:sz w:val="20"/>
+              </w:rPr>
+              <w:t>累积</w:t>
+            </w:r>
+          </w:p>
+        </w:tc>
+        <w:tc>
+          <w:tcPr>
+            <w:tcW w:type="dxa" w:w="1757"/>
+          </w:tcPr>
+          <w:p>
+            <w:r>
+              <w:rPr>
+                <w:sz w:val="20"/>
+              </w:rPr>
+              <w:t>趋势分析和劣化预测</w:t>
+            </w:r>
+          </w:p>
+        </w:tc>
+      </w:tr>
+      <w:tr>
+        <w:tc>
+          <w:tcPr>
+            <w:tcW w:type="dxa" w:w="1757"/>
+          </w:tcPr>
+          <w:p>
+            <w:r>
+              <w:rPr>
+                <w:sz w:val="20"/>
+              </w:rPr>
+              <w:t>环境关联数据</w:t>
+            </w:r>
+          </w:p>
+        </w:tc>
+        <w:tc>
+          <w:tcPr>
+            <w:tcW w:type="dxa" w:w="1757"/>
+          </w:tcPr>
+          <w:p>
+            <w:r>
+              <w:rPr>
+                <w:sz w:val="20"/>
+              </w:rPr>
+              <w:t>温度 / 湿度 / 气候条件（可选接入）</w:t>
+            </w:r>
+          </w:p>
+        </w:tc>
+        <w:tc>
+          <w:tcPr>
+            <w:tcW w:type="dxa" w:w="1757"/>
           </w:tcPr>
           <w:p>
             <w:r>
@@ -289,6 +652,32 @@
                 <w:sz w:val="20"/>
               </w:rPr>
               <w:t>关联分析用</w:t>
+            </w:r>
+          </w:p>
+        </w:tc>
+        <w:tc>
+          <w:tcPr>
+            <w:tcW w:type="dxa" w:w="1757"/>
+          </w:tcPr>
+          <w:p>
+            <w:r>
+              <w:rPr>
+                <w:sz w:val="20"/>
+              </w:rPr>
+              <w:t>实时/历史</w:t>
+            </w:r>
+          </w:p>
+        </w:tc>
+        <w:tc>
+          <w:tcPr>
+            <w:tcW w:type="dxa" w:w="1757"/>
+          </w:tcPr>
+          <w:p>
+            <w:r>
+              <w:rPr>
+                <w:sz w:val="20"/>
+              </w:rPr>
+              <w:t>与缺陷关联分析</w:t>
             </w:r>
           </w:p>
         </w:tc>
@@ -301,22 +690,9 @@
       </w:pPr>
       <w:r>
         <w:rPr>
-          <w:b/>
-          <w:color w:val="1F497D"/>
-          <w:sz w:val="26"/>
-        </w:rPr>
-        <w:t>三、平台核心功能</w:t>
-      </w:r>
-    </w:p>
-    <w:p>
-      <w:pPr>
-        <w:spacing w:after="60"/>
-      </w:pPr>
-      <w:r>
-        <w:rPr>
           <w:sz w:val="21"/>
         </w:rPr>
-        <w:t>**数据汇聚与存储**</w:t>
+        <w:t>**数据安全与权限：**</w:t>
       </w:r>
     </w:p>
     <w:p>
@@ -329,7 +705,7 @@
         <w:rPr>
           <w:sz w:val="21"/>
         </w:rPr>
-        <w:t>多任务数据自动汇聚，按里程区段组织</w:t>
+        <w:t>检测任务数据归属客户方，平台方仅提供技术服务</w:t>
       </w:r>
     </w:p>
     <w:p>
@@ -342,7 +718,7 @@
         <w:rPr>
           <w:sz w:val="21"/>
         </w:rPr>
-        <w:t>时空索引建立，支持按里程/时间/病害类型多维检索</w:t>
+        <w:t>数据传输全程 TLS 1.3 加密</w:t>
       </w:r>
     </w:p>
     <w:p>
@@ -355,18 +731,7 @@
         <w:rPr>
           <w:sz w:val="21"/>
         </w:rPr>
-        <w:t>历史数据可回放，每帧数据可追溯</w:t>
-      </w:r>
-    </w:p>
-    <w:p>
-      <w:pPr>
-        <w:spacing w:after="60"/>
-      </w:pPr>
-      <w:r>
-        <w:rPr>
-          <w:sz w:val="21"/>
-        </w:rPr>
-        <w:t>**健康热力图**</w:t>
+        <w:t>云端存储多副本容灾，持久性 99.999999999%</w:t>
       </w:r>
     </w:p>
     <w:p>
@@ -379,7 +744,44 @@
         <w:rPr>
           <w:sz w:val="21"/>
         </w:rPr>
-        <w:t>按里程区段绿/黄/红三色，直观显示全线健康状况</w:t>
+        <w:t>不同角色（操作员/管理员/决策者）数据可见范围可配置</w:t>
+      </w:r>
+    </w:p>
+    <w:p>
+      <w:pPr>
+        <w:spacing w:after="60"/>
+      </w:pPr>
+      <w:r>
+        <w:rPr>
+          <w:b/>
+          <w:color w:val="1F497D"/>
+          <w:sz w:val="26"/>
+        </w:rPr>
+        <w:t>三、线路健康检测平台</w:t>
+      </w:r>
+    </w:p>
+    <w:p>
+      <w:pPr>
+        <w:spacing w:after="60"/>
+      </w:pPr>
+      <w:r>
+        <w:rPr>
+          <w:b/>
+          <w:color w:val="2E74B5"/>
+          <w:sz w:val="22"/>
+        </w:rPr>
+        <w:t>3.1 数据汇聚与存储管理</w:t>
+      </w:r>
+    </w:p>
+    <w:p>
+      <w:pPr>
+        <w:spacing w:after="60"/>
+      </w:pPr>
+      <w:r>
+        <w:rPr>
+          <w:sz w:val="21"/>
+        </w:rPr>
+        <w:t>**多任务数据自动汇聚：**</w:t>
       </w:r>
     </w:p>
     <w:p>
@@ -392,18 +794,7 @@
         <w:rPr>
           <w:sz w:val="21"/>
         </w:rPr>
-        <w:t>可切换查看不同病害类型的分布</w:t>
-      </w:r>
-    </w:p>
-    <w:p>
-      <w:pPr>
-        <w:spacing w:after="60"/>
-      </w:pPr>
-      <w:r>
-        <w:rPr>
-          <w:sz w:val="21"/>
-        </w:rPr>
-        <w:t>**趋势分析**</w:t>
+        <w:t>每次检测任务结束后，数据自动从边缘设备上传至云端大数据平台</w:t>
       </w:r>
     </w:p>
     <w:p>
@@ -416,7 +807,7 @@
         <w:rPr>
           <w:sz w:val="21"/>
         </w:rPr>
-        <w:t>同一区段历史检测数据对比，识别劣化趋势</w:t>
+        <w:t>多任务数据按"线路 → 区段 → 日期"三级目录组织</w:t>
       </w:r>
     </w:p>
     <w:p>
@@ -429,7 +820,7 @@
         <w:rPr>
           <w:sz w:val="21"/>
         </w:rPr>
-        <w:t>预测未来 1/3/6 个月病害数量发展</w:t>
+        <w:t>同一区段多轮次检测数据自动归档至同一目录下，便于横向对比</w:t>
       </w:r>
     </w:p>
     <w:p>
@@ -440,7 +831,194 @@
         <w:rPr>
           <w:sz w:val="21"/>
         </w:rPr>
-        <w:t>**健康综合评分（0~100）**</w:t>
+        <w:t>**时空索引与多维检索：**</w:t>
+      </w:r>
+    </w:p>
+    <w:p>
+      <w:pPr>
+        <w:pStyle w:val="ListBullet"/>
+        <w:spacing w:after="40"/>
+        <w:ind w:left="432"/>
+      </w:pPr>
+      <w:r>
+        <w:rPr>
+          <w:sz w:val="21"/>
+        </w:rPr>
+        <w:t>所有数据建立时空索引，支持以下检索维度：</w:t>
+      </w:r>
+    </w:p>
+    <w:p>
+      <w:pPr>
+        <w:pStyle w:val="ListBullet"/>
+        <w:spacing w:after="40"/>
+        <w:ind w:left="432"/>
+      </w:pPr>
+      <w:r>
+        <w:rPr>
+          <w:sz w:val="21"/>
+        </w:rPr>
+        <w:t>按里程范围（公里标）：精确到米</w:t>
+      </w:r>
+    </w:p>
+    <w:p>
+      <w:pPr>
+        <w:pStyle w:val="ListBullet"/>
+        <w:spacing w:after="40"/>
+        <w:ind w:left="432"/>
+      </w:pPr>
+      <w:r>
+        <w:rPr>
+          <w:sz w:val="21"/>
+        </w:rPr>
+        <w:t>按时间区间：任意时间段</w:t>
+      </w:r>
+    </w:p>
+    <w:p>
+      <w:pPr>
+        <w:pStyle w:val="ListBullet"/>
+        <w:spacing w:after="40"/>
+        <w:ind w:left="432"/>
+      </w:pPr>
+      <w:r>
+        <w:rPr>
+          <w:sz w:val="21"/>
+        </w:rPr>
+        <w:t>按病害类型：裂纹/掉块/松动/磨耗等</w:t>
+      </w:r>
+    </w:p>
+    <w:p>
+      <w:pPr>
+        <w:pStyle w:val="ListBullet"/>
+        <w:spacing w:after="40"/>
+        <w:ind w:left="432"/>
+      </w:pPr>
+      <w:r>
+        <w:rPr>
+          <w:sz w:val="21"/>
+        </w:rPr>
+        <w:t>按健康评分：0~100分任意区间</w:t>
+      </w:r>
+    </w:p>
+    <w:p>
+      <w:pPr>
+        <w:pStyle w:val="ListBullet"/>
+        <w:spacing w:after="40"/>
+        <w:ind w:left="432"/>
+      </w:pPr>
+      <w:r>
+        <w:rPr>
+          <w:sz w:val="21"/>
+        </w:rPr>
+        <w:t>组合检索：里程+时间+病害类型同时筛选</w:t>
+      </w:r>
+    </w:p>
+    <w:p>
+      <w:pPr>
+        <w:spacing w:after="60"/>
+      </w:pPr>
+      <w:r>
+        <w:rPr>
+          <w:sz w:val="21"/>
+        </w:rPr>
+        <w:t>**历史数据回放：**</w:t>
+      </w:r>
+    </w:p>
+    <w:p>
+      <w:pPr>
+        <w:pStyle w:val="ListBullet"/>
+        <w:spacing w:after="40"/>
+        <w:ind w:left="432"/>
+      </w:pPr>
+      <w:r>
+        <w:rPr>
+          <w:sz w:val="21"/>
+        </w:rPr>
+        <w:t>任意历史任务的原始图像、点云、判定结果可随时调取</w:t>
+      </w:r>
+    </w:p>
+    <w:p>
+      <w:pPr>
+        <w:pStyle w:val="ListBullet"/>
+        <w:spacing w:after="40"/>
+        <w:ind w:left="432"/>
+      </w:pPr>
+      <w:r>
+        <w:rPr>
+          <w:sz w:val="21"/>
+        </w:rPr>
+        <w:t>支持指定里程点的多轮次数据横向对比（同一位置不同时间）</w:t>
+      </w:r>
+    </w:p>
+    <w:p>
+      <w:pPr>
+        <w:spacing w:after="60"/>
+      </w:pPr>
+      <w:r>
+        <w:rPr>
+          <w:b/>
+          <w:color w:val="2E74B5"/>
+          <w:sz w:val="22"/>
+        </w:rPr>
+        <w:t>3.2 GIS线路健康可视化</w:t>
+      </w:r>
+    </w:p>
+    <w:p>
+      <w:pPr>
+        <w:spacing w:after="60"/>
+      </w:pPr>
+      <w:r>
+        <w:rPr>
+          <w:sz w:val="21"/>
+        </w:rPr>
+        <w:t>平台以电子地图为底座，叠加检测数据，实现全线健康状况一张图：</w:t>
+      </w:r>
+    </w:p>
+    <w:p>
+      <w:pPr>
+        <w:spacing w:after="60"/>
+      </w:pPr>
+      <w:r>
+        <w:rPr>
+          <w:sz w:val="21"/>
+        </w:rPr>
+        <w:t>**地图底图：**</w:t>
+      </w:r>
+    </w:p>
+    <w:p>
+      <w:pPr>
+        <w:pStyle w:val="ListBullet"/>
+        <w:spacing w:after="40"/>
+        <w:ind w:left="432"/>
+      </w:pPr>
+      <w:r>
+        <w:rPr>
+          <w:sz w:val="21"/>
+        </w:rPr>
+        <w:t>接入铁路线路电子地图（工务GIS系统或第三方地图）</w:t>
+      </w:r>
+    </w:p>
+    <w:p>
+      <w:pPr>
+        <w:pStyle w:val="ListBullet"/>
+        <w:spacing w:after="40"/>
+        <w:ind w:left="432"/>
+      </w:pPr>
+      <w:r>
+        <w:rPr>
+          <w:sz w:val="21"/>
+        </w:rPr>
+        <w:t>支持矢量地图和卫星影像两种底图模式</w:t>
+      </w:r>
+    </w:p>
+    <w:p>
+      <w:pPr>
+        <w:spacing w:after="60"/>
+      </w:pPr>
+      <w:r>
+        <w:rPr>
+          <w:sz w:val="21"/>
+        </w:rPr>
+        <w:t>**数据叠加层：**</w:t>
       </w:r>
     </w:p>
     <w:tbl>
@@ -464,7 +1042,7 @@
               <w:rPr>
                 <w:sz w:val="20"/>
               </w:rPr>
-              <w:t>评分区间</w:t>
+              <w:t>叠加层</w:t>
             </w:r>
           </w:p>
         </w:tc>
@@ -477,7 +1055,7 @@
               <w:rPr>
                 <w:sz w:val="20"/>
               </w:rPr>
-              <w:t>健康等级</w:t>
+              <w:t>内容</w:t>
             </w:r>
           </w:p>
         </w:tc>
@@ -490,7 +1068,7 @@
               <w:rPr>
                 <w:sz w:val="20"/>
               </w:rPr>
-              <w:t>养护建议</w:t>
+              <w:t>显示方式</w:t>
             </w:r>
           </w:p>
         </w:tc>
@@ -505,7 +1083,7 @@
               <w:rPr>
                 <w:sz w:val="20"/>
               </w:rPr>
-              <w:t>90~100</w:t>
+              <w:t>轨迹层</w:t>
             </w:r>
           </w:p>
         </w:tc>
@@ -518,7 +1096,7 @@
               <w:rPr>
                 <w:sz w:val="20"/>
               </w:rPr>
-              <w:t>优秀</w:t>
+              <w:t>检测机器人行驶轨迹</w:t>
             </w:r>
           </w:p>
         </w:tc>
@@ -531,7 +1109,7 @@
               <w:rPr>
                 <w:sz w:val="20"/>
               </w:rPr>
-              <w:t>正常巡检，维持现状</w:t>
+              <w:t>蓝色线条</w:t>
             </w:r>
           </w:p>
         </w:tc>
@@ -546,7 +1124,7 @@
               <w:rPr>
                 <w:sz w:val="20"/>
               </w:rPr>
-              <w:t>75~89</w:t>
+              <w:t>缺陷层</w:t>
             </w:r>
           </w:p>
         </w:tc>
@@ -559,7 +1137,7 @@
               <w:rPr>
                 <w:sz w:val="20"/>
               </w:rPr>
-              <w:t>良好</w:t>
+              <w:t>各类型缺陷位置标注</w:t>
             </w:r>
           </w:p>
         </w:tc>
@@ -572,7 +1150,7 @@
               <w:rPr>
                 <w:sz w:val="20"/>
               </w:rPr>
-              <w:t>关注重点区段，计划性养护</w:t>
+              <w:t>按等级颜色标注（1级绿/2级黄/3级红）</w:t>
             </w:r>
           </w:p>
         </w:tc>
@@ -587,7 +1165,7 @@
               <w:rPr>
                 <w:sz w:val="20"/>
               </w:rPr>
-              <w:t>60~74</w:t>
+              <w:t>热力层</w:t>
             </w:r>
           </w:p>
         </w:tc>
@@ -600,7 +1178,7 @@
               <w:rPr>
                 <w:sz w:val="20"/>
               </w:rPr>
-              <w:t>一般</w:t>
+              <w:t>线路健康综合评分</w:t>
             </w:r>
           </w:p>
         </w:tc>
@@ -613,7 +1191,7 @@
               <w:rPr>
                 <w:sz w:val="20"/>
               </w:rPr>
-              <w:t>加强监测，优先安排养护</w:t>
+              <w:t>绿~黄~红渐变色带</w:t>
             </w:r>
           </w:p>
         </w:tc>
@@ -628,7 +1206,7 @@
               <w:rPr>
                 <w:sz w:val="20"/>
               </w:rPr>
-              <w:t>40~59</w:t>
+              <w:t>养护层</w:t>
             </w:r>
           </w:p>
         </w:tc>
@@ -641,7 +1219,7 @@
               <w:rPr>
                 <w:sz w:val="20"/>
               </w:rPr>
-              <w:t>较差</w:t>
+              <w:t>历史养护区段标记</w:t>
             </w:r>
           </w:p>
         </w:tc>
@@ -654,48 +1232,7 @@
               <w:rPr>
                 <w:sz w:val="20"/>
               </w:rPr>
-              <w:t>尽快安排养护，缩短巡检周期</w:t>
-            </w:r>
-          </w:p>
-        </w:tc>
-      </w:tr>
-      <w:tr>
-        <w:tc>
-          <w:tcPr>
-            <w:tcW w:type="dxa" w:w="2928"/>
-          </w:tcPr>
-          <w:p>
-            <w:r>
-              <w:rPr>
-                <w:sz w:val="20"/>
-              </w:rPr>
-              <w:t>0~39</w:t>
-            </w:r>
-          </w:p>
-        </w:tc>
-        <w:tc>
-          <w:tcPr>
-            <w:tcW w:type="dxa" w:w="2928"/>
-          </w:tcPr>
-          <w:p>
-            <w:r>
-              <w:rPr>
-                <w:sz w:val="20"/>
-              </w:rPr>
-              <w:t>危险</w:t>
-            </w:r>
-          </w:p>
-        </w:tc>
-        <w:tc>
-          <w:tcPr>
-            <w:tcW w:type="dxa" w:w="2928"/>
-          </w:tcPr>
-          <w:p>
-            <w:r>
-              <w:rPr>
-                <w:sz w:val="20"/>
-              </w:rPr>
-              <w:t>立即处置，启动应急养护</w:t>
+              <w:t>紫色标记</w:t>
             </w:r>
           </w:p>
         </w:tc>
@@ -710,7 +1247,7 @@
         <w:rPr>
           <w:sz w:val="21"/>
         </w:rPr>
-        <w:t>**报表自动生成**</w:t>
+        <w:t>**操作交互：**</w:t>
       </w:r>
     </w:p>
     <w:p>
@@ -723,7 +1260,7 @@
         <w:rPr>
           <w:sz w:val="21"/>
         </w:rPr>
-        <w:t>按需自动生成检测报告，支持导出 Word/PDF</w:t>
+        <w:t>点击任意里程点 → 弹出该点详细信息（缺陷类型/等级/历史记录/养护状态）</w:t>
       </w:r>
     </w:p>
     <w:p>
@@ -736,228 +1273,7 @@
         <w:rPr>
           <w:sz w:val="21"/>
         </w:rPr>
-        <w:t>包含缺陷清单 + 健康评分 + 趋势分析 + 养护建议</w:t>
-      </w:r>
-    </w:p>
-    <w:p>
-      <w:pPr>
-        <w:spacing w:before="280" w:after="120"/>
-        <w:jc w:val="center"/>
-      </w:pPr>
-      <w:r>
-        <w:rPr>
-          <w:b/>
-          <w:sz w:val="32"/>
-        </w:rPr>
-        <w:t>09 智能养护决策系统</w:t>
-      </w:r>
-    </w:p>
-    <w:p>
-      <w:pPr>
-        <w:spacing w:after="60"/>
-      </w:pPr>
-      <w:r>
-        <w:rPr>
-          <w:b/>
-          <w:color w:val="1F497D"/>
-          <w:sz w:val="26"/>
-        </w:rPr>
-        <w:t>一、智能养护决策逻辑</w:t>
-      </w:r>
-    </w:p>
-    <w:p>
-      <w:pPr>
-        <w:spacing w:after="60"/>
-      </w:pPr>
-      <w:r>
-        <w:rPr>
-          <w:sz w:val="21"/>
-        </w:rPr>
-        <w:t>系统以 AI 为驱动，基于大数据分析结果，自动生成科学养护决策：</w:t>
-      </w:r>
-    </w:p>
-    <w:p>
-      <w:pPr>
-        <w:spacing w:after="120"/>
-        <w:ind w:left="432"/>
-      </w:pPr>
-      <w:r>
-        <w:rPr>
-          <w:rFonts w:ascii="Courier New" w:hAnsi="Courier New"/>
-          <w:sz w:val="18"/>
-        </w:rPr>
-        <w:t>检测数据 ──→ 大数据分析 ──→ 养护优先级排序 ──→ 养护计划生成</w:t>
-        <w:br/>
-        <w:t xml:space="preserve">                  │                                    │</w:t>
-        <w:br/>
-        <w:t xml:space="preserve">                  ↓                                    ↓</w:t>
-        <w:br/>
-        <w:t xml:space="preserve">            健康趋势预测           养护效果验证</w:t>
-        <w:br/>
-        <w:t xml:space="preserve">                  │                                    │</w:t>
-        <w:br/>
-        <w:t xml:space="preserve">                  ↓                                    ↓</w:t>
-        <w:br/>
-        <w:t xml:space="preserve">           预测性维护建议         二次检测数据闭环</w:t>
-      </w:r>
-    </w:p>
-    <w:p>
-      <w:pPr>
-        <w:spacing w:after="60"/>
-      </w:pPr>
-      <w:r>
-        <w:rPr>
-          <w:b/>
-          <w:color w:val="1F497D"/>
-          <w:sz w:val="26"/>
-        </w:rPr>
-        <w:t>二、养护优先级算法</w:t>
-      </w:r>
-    </w:p>
-    <w:p>
-      <w:pPr>
-        <w:spacing w:after="60"/>
-      </w:pPr>
-      <w:r>
-        <w:rPr>
-          <w:sz w:val="21"/>
-        </w:rPr>
-        <w:t>**基础优先级规则：**</w:t>
-      </w:r>
-    </w:p>
-    <w:tbl>
-      <w:tblPr>
-        <w:tblStyle w:val="TableGrid"/>
-        <w:tblW w:type="auto" w:w="0"/>
-        <w:tblLook w:firstColumn="1" w:firstRow="1" w:lastColumn="0" w:lastRow="0" w:noHBand="0" w:noVBand="1" w:val="04A0"/>
-      </w:tblPr>
-      <w:tblGrid>
-        <w:gridCol w:w="4392"/>
-        <w:gridCol w:w="4392"/>
-      </w:tblGrid>
-      <w:tr>
-        <w:tc>
-          <w:tcPr>
-            <w:tcW w:type="dxa" w:w="4392"/>
-          </w:tcPr>
-          <w:p>
-            <w:r>
-              <w:rPr>
-                <w:sz w:val="20"/>
-              </w:rPr>
-              <w:t>病害等级</w:t>
-            </w:r>
-          </w:p>
-        </w:tc>
-        <w:tc>
-          <w:tcPr>
-            <w:tcW w:type="dxa" w:w="4392"/>
-          </w:tcPr>
-          <w:p>
-            <w:r>
-              <w:rPr>
-                <w:sz w:val="20"/>
-              </w:rPr>
-              <w:t>优先级</w:t>
-            </w:r>
-          </w:p>
-        </w:tc>
-      </w:tr>
-      <w:tr>
-        <w:tc>
-          <w:tcPr>
-            <w:tcW w:type="dxa" w:w="4392"/>
-          </w:tcPr>
-          <w:p>
-            <w:r>
-              <w:rPr>
-                <w:sz w:val="20"/>
-              </w:rPr>
-              <w:t>三级缺陷</w:t>
-            </w:r>
-          </w:p>
-        </w:tc>
-        <w:tc>
-          <w:tcPr>
-            <w:tcW w:type="dxa" w:w="4392"/>
-          </w:tcPr>
-          <w:p>
-            <w:r>
-              <w:rPr>
-                <w:sz w:val="20"/>
-              </w:rPr>
-              <w:t>P0 — 立即处理</w:t>
-            </w:r>
-          </w:p>
-        </w:tc>
-      </w:tr>
-      <w:tr>
-        <w:tc>
-          <w:tcPr>
-            <w:tcW w:type="dxa" w:w="4392"/>
-          </w:tcPr>
-          <w:p>
-            <w:r>
-              <w:rPr>
-                <w:sz w:val="20"/>
-              </w:rPr>
-              <w:t>二级缺陷</w:t>
-            </w:r>
-          </w:p>
-        </w:tc>
-        <w:tc>
-          <w:tcPr>
-            <w:tcW w:type="dxa" w:w="4392"/>
-          </w:tcPr>
-          <w:p>
-            <w:r>
-              <w:rPr>
-                <w:sz w:val="20"/>
-              </w:rPr>
-              <w:t>P1 — 纳入计划养护</w:t>
-            </w:r>
-          </w:p>
-        </w:tc>
-      </w:tr>
-      <w:tr>
-        <w:tc>
-          <w:tcPr>
-            <w:tcW w:type="dxa" w:w="4392"/>
-          </w:tcPr>
-          <w:p>
-            <w:r>
-              <w:rPr>
-                <w:sz w:val="20"/>
-              </w:rPr>
-              <w:t>一级缺陷</w:t>
-            </w:r>
-          </w:p>
-        </w:tc>
-        <w:tc>
-          <w:tcPr>
-            <w:tcW w:type="dxa" w:w="4392"/>
-          </w:tcPr>
-          <w:p>
-            <w:r>
-              <w:rPr>
-                <w:sz w:val="20"/>
-              </w:rPr>
-              <w:t>P2 — 重点跟踪观察</w:t>
-            </w:r>
-          </w:p>
-        </w:tc>
-      </w:tr>
-    </w:tbl>
-    <w:p/>
-    <w:p>
-      <w:pPr>
-        <w:spacing w:after="60"/>
-      </w:pPr>
-      <w:r>
-        <w:rPr>
-          <w:sz w:val="21"/>
-        </w:rPr>
-        <w:t>**同等级优先排序规则：**</w:t>
+        <w:t>拖动时间轴 → 回放任意时间段内的检测数据变化</w:t>
       </w:r>
     </w:p>
     <w:p>
@@ -970,7 +1286,86 @@
         <w:rPr>
           <w:sz w:val="21"/>
         </w:rPr>
-        <w:t>趋势恶化区段 &gt; 稳定区段</w:t>
+        <w:t>框选区段 → 批量导出选中区域的检测报告</w:t>
+      </w:r>
+    </w:p>
+    <w:p>
+      <w:pPr>
+        <w:spacing w:after="60"/>
+      </w:pPr>
+      <w:r>
+        <w:rPr>
+          <w:b/>
+          <w:color w:val="2E74B5"/>
+          <w:sz w:val="22"/>
+        </w:rPr>
+        <w:t>3.3 健康综合评分算法</w:t>
+      </w:r>
+    </w:p>
+    <w:p>
+      <w:pPr>
+        <w:spacing w:after="60"/>
+      </w:pPr>
+      <w:r>
+        <w:rPr>
+          <w:sz w:val="21"/>
+        </w:rPr>
+        <w:t>平台对全线各区段给出 0~100 的综合健康评分，评分依据各病害的加权计算：</w:t>
+      </w:r>
+    </w:p>
+    <w:p>
+      <w:pPr>
+        <w:spacing w:after="60"/>
+      </w:pPr>
+      <w:r>
+        <w:rPr>
+          <w:sz w:val="21"/>
+        </w:rPr>
+        <w:t>**评分公式：**</w:t>
+      </w:r>
+    </w:p>
+    <w:p>
+      <w:pPr>
+        <w:spacing w:after="60"/>
+      </w:pPr>
+      <w:r>
+        <w:rPr>
+          <w:sz w:val="21"/>
+        </w:rPr>
+        <w:t>$$</w:t>
+      </w:r>
+    </w:p>
+    <w:p>
+      <w:pPr>
+        <w:spacing w:after="60"/>
+      </w:pPr>
+      <w:r>
+        <w:rPr>
+          <w:sz w:val="21"/>
+        </w:rPr>
+        <w:t>S = 100 - \sum_{i=1}^{n} (W_i \times D_i \times L_i)</w:t>
+      </w:r>
+    </w:p>
+    <w:p>
+      <w:pPr>
+        <w:spacing w:after="60"/>
+      </w:pPr>
+      <w:r>
+        <w:rPr>
+          <w:sz w:val="21"/>
+        </w:rPr>
+        <w:t>$$</w:t>
+      </w:r>
+    </w:p>
+    <w:p>
+      <w:pPr>
+        <w:spacing w:after="60"/>
+      </w:pPr>
+      <w:r>
+        <w:rPr>
+          <w:sz w:val="21"/>
+        </w:rPr>
+        <w:t>其中：</w:t>
       </w:r>
     </w:p>
     <w:p>
@@ -983,7 +1378,7 @@
         <w:rPr>
           <w:sz w:val="21"/>
         </w:rPr>
-        <w:t>历史高发区段 &gt; 偶发区段</w:t>
+        <w:t>$S$：区段健康评分（0~100）</w:t>
       </w:r>
     </w:p>
     <w:p>
@@ -996,42 +1391,7 @@
         <w:rPr>
           <w:sz w:val="21"/>
         </w:rPr>
-        <w:t>重点线路（重载/弯道/桥隧）优先</w:t>
-      </w:r>
-    </w:p>
-    <w:p>
-      <w:pPr>
-        <w:spacing w:after="60"/>
-      </w:pPr>
-      <w:r>
-        <w:rPr>
-          <w:sz w:val="21"/>
-        </w:rPr>
-        <w:t>**输出：** 自动生成"本周养护建议清单"，含：里程 + 位置 + 病害类型 + 等级 + 建议措施</w:t>
-      </w:r>
-    </w:p>
-    <w:p>
-      <w:pPr>
-        <w:spacing w:after="60"/>
-      </w:pPr>
-      <w:r>
-        <w:rPr>
-          <w:b/>
-          <w:color w:val="1F497D"/>
-          <w:sz w:val="26"/>
-        </w:rPr>
-        <w:t>三、AI 全说明决策支撑</w:t>
-      </w:r>
-    </w:p>
-    <w:p>
-      <w:pPr>
-        <w:spacing w:after="60"/>
-      </w:pPr>
-      <w:r>
-        <w:rPr>
-          <w:sz w:val="21"/>
-        </w:rPr>
-        <w:t>每项养护建议均附带完整依据：</w:t>
+        <w:t>$W_i$：第 $i$ 种病害类型的权重系数</w:t>
       </w:r>
     </w:p>
     <w:p>
@@ -1044,7 +1404,7 @@
         <w:rPr>
           <w:sz w:val="21"/>
         </w:rPr>
-        <w:t>病害定位：里程区段 + 精确位置</w:t>
+        <w:t>$D_i$：第 $i$ 种病害的严重程度系数（1~3，对应一/二/三级缺陷）</w:t>
       </w:r>
     </w:p>
     <w:p>
@@ -1057,116 +1417,7 @@
         <w:rPr>
           <w:sz w:val="21"/>
         </w:rPr>
-        <w:t>判定依据：AI 识别结果 + 偏差数值 + 历史对比趋势</w:t>
-      </w:r>
-    </w:p>
-    <w:p>
-      <w:pPr>
-        <w:pStyle w:val="ListBullet"/>
-        <w:spacing w:after="40"/>
-        <w:ind w:left="432"/>
-      </w:pPr>
-      <w:r>
-        <w:rPr>
-          <w:sz w:val="21"/>
-        </w:rPr>
-        <w:t>养护建议：对应的标准依据 + 推荐措施</w:t>
-      </w:r>
-    </w:p>
-    <w:p>
-      <w:pPr>
-        <w:pStyle w:val="ListBullet"/>
-        <w:spacing w:after="40"/>
-        <w:ind w:left="432"/>
-      </w:pPr>
-      <w:r>
-        <w:rPr>
-          <w:sz w:val="21"/>
-        </w:rPr>
-        <w:t>预估工时：基于病害类型和范围估算</w:t>
-      </w:r>
-    </w:p>
-    <w:p>
-      <w:pPr>
-        <w:spacing w:after="80"/>
-        <w:ind w:left="432"/>
-      </w:pPr>
-      <w:r>
-        <w:rPr>
-          <w:i/>
-          <w:color w:val="606060"/>
-          <w:sz w:val="20"/>
-        </w:rPr>
-        <w:t>用户可知晓"AI 为什么要建议现在修这里而不是别处"，决策过程全透明。</w:t>
-      </w:r>
-    </w:p>
-    <w:p>
-      <w:pPr>
-        <w:spacing w:after="60"/>
-      </w:pPr>
-      <w:r>
-        <w:rPr>
-          <w:b/>
-          <w:color w:val="1F497D"/>
-          <w:sz w:val="26"/>
-        </w:rPr>
-        <w:t>四、养护效果量化验证</w:t>
-      </w:r>
-    </w:p>
-    <w:p>
-      <w:pPr>
-        <w:spacing w:after="120"/>
-        <w:ind w:left="432"/>
-      </w:pPr>
-      <w:r>
-        <w:rPr>
-          <w:rFonts w:ascii="Courier New" w:hAnsi="Courier New"/>
-          <w:sz w:val="18"/>
-        </w:rPr>
-        <w:t>养护执行 ──→ 二次检测 ──→ 数据对比 ──→ 效果量化评分</w:t>
-        <w:br/>
-        <w:t xml:space="preserve">                                      │</w:t>
-        <w:br/>
-        <w:t xml:space="preserve">                          效果达标 ←── └──→ 效果不达标→重新制定方案</w:t>
-      </w:r>
-    </w:p>
-    <w:p>
-      <w:pPr>
-        <w:spacing w:before="360" w:after="240"/>
-        <w:jc w:val="center"/>
-      </w:pPr>
-      <w:r>
-        <w:rPr>
-          <w:b/>
-          <w:sz w:val="40"/>
-        </w:rPr>
-        <w:t>第五部分：保障篇</w:t>
-      </w:r>
-    </w:p>
-    <w:p>
-      <w:pPr>
-        <w:spacing w:before="280" w:after="120"/>
-        <w:jc w:val="center"/>
-      </w:pPr>
-      <w:r>
-        <w:rPr>
-          <w:b/>
-          <w:sz w:val="32"/>
-        </w:rPr>
-        <w:t>10 设备完好性保障与远程监控</w:t>
-      </w:r>
-    </w:p>
-    <w:p>
-      <w:pPr>
-        <w:spacing w:after="60"/>
-      </w:pPr>
-      <w:r>
-        <w:rPr>
-          <w:b/>
-          <w:color w:val="1F497D"/>
-          <w:sz w:val="26"/>
-        </w:rPr>
-        <w:t>一、设备完好性保障体系</w:t>
+        <w:t>$L_i$：该病害在区段内的分布密度（缺陷数量/公里）</w:t>
       </w:r>
     </w:p>
     <w:p>
@@ -1177,49 +1428,7 @@
         <w:rPr>
           <w:sz w:val="21"/>
         </w:rPr>
-        <w:t>在检测过程中，对机器人上所有检测设备进行实时完好性监控，确保设备始终处于良好工作状态。设备安全稳定运行是检测数据质量的根基。</w:t>
-      </w:r>
-    </w:p>
-    <w:p>
-      <w:pPr>
-        <w:spacing w:after="120"/>
-        <w:ind w:left="432"/>
-      </w:pPr>
-      <w:r>
-        <w:rPr>
-          <w:rFonts w:ascii="Courier New" w:hAnsi="Courier New"/>
-          <w:sz w:val="18"/>
-        </w:rPr>
-        <w:t>┌─────────────────────────────────────────────────┐</w:t>
-        <w:br/>
-        <w:t>│           检测设备完好性实时监控                  │</w:t>
-        <w:br/>
-        <w:t>│                                                  │</w:t>
-        <w:br/>
-        <w:t>│  6路工业相机 ──→ 在线状态 / 帧率 / 丢包率 / 温度 │</w:t>
-        <w:br/>
-        <w:t>│  2路3D激光 ──→ 功率 / 数据率 / 温度             │</w:t>
-        <w:br/>
-        <w:t>│  2路陀螺仪 ──→ 角速度 / 姿态角 / 健康状态        │</w:t>
-        <w:br/>
-        <w:t>│  工控机本体 ──→ CPU / 内存 / 磁盘 / 进程 / 网络  │</w:t>
-        <w:br/>
-        <w:t>│  工业总线 ────→ 通信状态 / 故障码               │</w:t>
-        <w:br/>
-        <w:t>│  通信链路 ────→ 移动网络信号 / 带宽 / 延迟       │</w:t>
-        <w:br/>
-        <w:t>└─────────────────────────────────────────────────┘</w:t>
-      </w:r>
-    </w:p>
-    <w:p>
-      <w:pPr>
-        <w:spacing w:after="60"/>
-      </w:pPr>
-      <w:r>
-        <w:rPr>
-          <w:sz w:val="21"/>
-        </w:rPr>
-        <w:t>**完好性监控指标：**</w:t>
+        <w:t>**病害权重系数（示例）：**</w:t>
       </w:r>
     </w:p>
     <w:tbl>
@@ -1243,7 +1452,7 @@
               <w:rPr>
                 <w:sz w:val="20"/>
               </w:rPr>
-              <w:t>设备</w:t>
+              <w:t>病害类型</w:t>
             </w:r>
           </w:p>
         </w:tc>
@@ -1256,929 +1465,7 @@
               <w:rPr>
                 <w:sz w:val="20"/>
               </w:rPr>
-              <w:t>监控参数</w:t>
-            </w:r>
-          </w:p>
-        </w:tc>
-        <w:tc>
-          <w:tcPr>
-            <w:tcW w:type="dxa" w:w="2928"/>
-          </w:tcPr>
-          <w:p>
-            <w:r>
-              <w:rPr>
-                <w:sz w:val="20"/>
-              </w:rPr>
-              <w:t>告警阈值</w:t>
-            </w:r>
-          </w:p>
-        </w:tc>
-      </w:tr>
-      <w:tr>
-        <w:tc>
-          <w:tcPr>
-            <w:tcW w:type="dxa" w:w="2928"/>
-          </w:tcPr>
-          <w:p>
-            <w:r>
-              <w:rPr>
-                <w:sz w:val="20"/>
-              </w:rPr>
-              <w:t>工业相机 ×6</w:t>
-            </w:r>
-          </w:p>
-        </w:tc>
-        <w:tc>
-          <w:tcPr>
-            <w:tcW w:type="dxa" w:w="2928"/>
-          </w:tcPr>
-          <w:p>
-            <w:r>
-              <w:rPr>
-                <w:sz w:val="20"/>
-              </w:rPr>
-              <w:t>帧率 / 丢包率 / 在线状态 / 温度</w:t>
-            </w:r>
-          </w:p>
-        </w:tc>
-        <w:tc>
-          <w:tcPr>
-            <w:tcW w:type="dxa" w:w="2928"/>
-          </w:tcPr>
-          <w:p>
-            <w:r>
-              <w:rPr>
-                <w:sz w:val="20"/>
-              </w:rPr>
-              <w:t>帧率 &lt;20fps / 丢包率&gt;1% / 离线</w:t>
-            </w:r>
-          </w:p>
-        </w:tc>
-      </w:tr>
-      <w:tr>
-        <w:tc>
-          <w:tcPr>
-            <w:tcW w:type="dxa" w:w="2928"/>
-          </w:tcPr>
-          <w:p>
-            <w:r>
-              <w:rPr>
-                <w:sz w:val="20"/>
-              </w:rPr>
-              <w:t>3D 激光 ×2</w:t>
-            </w:r>
-          </w:p>
-        </w:tc>
-        <w:tc>
-          <w:tcPr>
-            <w:tcW w:type="dxa" w:w="2928"/>
-          </w:tcPr>
-          <w:p>
-            <w:r>
-              <w:rPr>
-                <w:sz w:val="20"/>
-              </w:rPr>
-              <w:t>数据率 / 温度 / 功率</w:t>
-            </w:r>
-          </w:p>
-        </w:tc>
-        <w:tc>
-          <w:tcPr>
-            <w:tcW w:type="dxa" w:w="2928"/>
-          </w:tcPr>
-          <w:p>
-            <w:r>
-              <w:rPr>
-                <w:sz w:val="20"/>
-              </w:rPr>
-              <w:t>数据率异常 / 温度超限</w:t>
-            </w:r>
-          </w:p>
-        </w:tc>
-      </w:tr>
-      <w:tr>
-        <w:tc>
-          <w:tcPr>
-            <w:tcW w:type="dxa" w:w="2928"/>
-          </w:tcPr>
-          <w:p>
-            <w:r>
-              <w:rPr>
-                <w:sz w:val="20"/>
-              </w:rPr>
-              <w:t>双陀螺仪</w:t>
-            </w:r>
-          </w:p>
-        </w:tc>
-        <w:tc>
-          <w:tcPr>
-            <w:tcW w:type="dxa" w:w="2928"/>
-          </w:tcPr>
-          <w:p>
-            <w:r>
-              <w:rPr>
-                <w:sz w:val="20"/>
-              </w:rPr>
-              <w:t>角速度漂移 / 姿态角异常</w:t>
-            </w:r>
-          </w:p>
-        </w:tc>
-        <w:tc>
-          <w:tcPr>
-            <w:tcW w:type="dxa" w:w="2928"/>
-          </w:tcPr>
-          <w:p>
-            <w:r>
-              <w:rPr>
-                <w:sz w:val="20"/>
-              </w:rPr>
-              <w:t>漂移超限</w:t>
-            </w:r>
-          </w:p>
-        </w:tc>
-      </w:tr>
-      <w:tr>
-        <w:tc>
-          <w:tcPr>
-            <w:tcW w:type="dxa" w:w="2928"/>
-          </w:tcPr>
-          <w:p>
-            <w:r>
-              <w:rPr>
-                <w:sz w:val="20"/>
-              </w:rPr>
-              <w:t>工控机</w:t>
-            </w:r>
-          </w:p>
-        </w:tc>
-        <w:tc>
-          <w:tcPr>
-            <w:tcW w:type="dxa" w:w="2928"/>
-          </w:tcPr>
-          <w:p>
-            <w:r>
-              <w:rPr>
-                <w:sz w:val="20"/>
-              </w:rPr>
-              <w:t>CPU占用&gt;80% / 内存&gt;85% / 磁盘&lt;10GB</w:t>
-            </w:r>
-          </w:p>
-        </w:tc>
-        <w:tc>
-          <w:tcPr>
-            <w:tcW w:type="dxa" w:w="2928"/>
-          </w:tcPr>
-          <w:p>
-            <w:r>
-              <w:rPr>
-                <w:sz w:val="20"/>
-              </w:rPr>
-              <w:t>超限告警</w:t>
-            </w:r>
-          </w:p>
-        </w:tc>
-      </w:tr>
-      <w:tr>
-        <w:tc>
-          <w:tcPr>
-            <w:tcW w:type="dxa" w:w="2928"/>
-          </w:tcPr>
-          <w:p>
-            <w:r>
-              <w:rPr>
-                <w:sz w:val="20"/>
-              </w:rPr>
-              <w:t>工业总线</w:t>
-            </w:r>
-          </w:p>
-        </w:tc>
-        <w:tc>
-          <w:tcPr>
-            <w:tcW w:type="dxa" w:w="2928"/>
-          </w:tcPr>
-          <w:p>
-            <w:r>
-              <w:rPr>
-                <w:sz w:val="20"/>
-              </w:rPr>
-              <w:t>通信状态 / 故障码</w:t>
-            </w:r>
-          </w:p>
-        </w:tc>
-        <w:tc>
-          <w:tcPr>
-            <w:tcW w:type="dxa" w:w="2928"/>
-          </w:tcPr>
-          <w:p>
-            <w:r>
-              <w:rPr>
-                <w:sz w:val="20"/>
-              </w:rPr>
-              <w:t>通信中断 / 故障码非零</w:t>
-            </w:r>
-          </w:p>
-        </w:tc>
-      </w:tr>
-      <w:tr>
-        <w:tc>
-          <w:tcPr>
-            <w:tcW w:type="dxa" w:w="2928"/>
-          </w:tcPr>
-          <w:p>
-            <w:r>
-              <w:rPr>
-                <w:sz w:val="20"/>
-              </w:rPr>
-              <w:t>移动网络链路</w:t>
-            </w:r>
-          </w:p>
-        </w:tc>
-        <w:tc>
-          <w:tcPr>
-            <w:tcW w:type="dxa" w:w="2928"/>
-          </w:tcPr>
-          <w:p>
-            <w:r>
-              <w:rPr>
-                <w:sz w:val="20"/>
-              </w:rPr>
-              <w:t>信号强度 / 带宽 / 延迟</w:t>
-            </w:r>
-          </w:p>
-        </w:tc>
-        <w:tc>
-          <w:tcPr>
-            <w:tcW w:type="dxa" w:w="2928"/>
-          </w:tcPr>
-          <w:p>
-            <w:r>
-              <w:rPr>
-                <w:sz w:val="20"/>
-              </w:rPr>
-              <w:t>信号&lt;-100dBm / 延迟&gt;500ms</w:t>
-            </w:r>
-          </w:p>
-        </w:tc>
-      </w:tr>
-    </w:tbl>
-    <w:p/>
-    <w:p>
-      <w:pPr>
-        <w:spacing w:after="60"/>
-      </w:pPr>
-      <w:r>
-        <w:rPr>
-          <w:b/>
-          <w:color w:val="1F497D"/>
-          <w:sz w:val="26"/>
-        </w:rPr>
-        <w:t>二、智能安全供电管理</w:t>
-      </w:r>
-    </w:p>
-    <w:p>
-      <w:pPr>
-        <w:spacing w:after="60"/>
-      </w:pPr>
-      <w:r>
-        <w:rPr>
-          <w:sz w:val="21"/>
-        </w:rPr>
-        <w:t>用电安全管理是保障机器人安全运行的核心，贯穿检测任务全流程。</w:t>
-      </w:r>
-    </w:p>
-    <w:p>
-      <w:pPr>
-        <w:spacing w:after="60"/>
-      </w:pPr>
-      <w:r>
-        <w:rPr>
-          <w:sz w:val="21"/>
-        </w:rPr>
-        <w:t>本系统的智能安全供电管理体系覆盖所有用电节点，实现从蓄电池到各传感器设备的全链路电流、电压、温度实时监控，确保设备在检测过程中不会因电力问题而受损或停机。</w:t>
-      </w:r>
-    </w:p>
-    <w:p>
-      <w:pPr>
-        <w:spacing w:after="60"/>
-      </w:pPr>
-      <w:r>
-        <w:rPr>
-          <w:sz w:val="21"/>
-        </w:rPr>
-        <w:t>**蓄电池安全管理 — 全参数实时监控**</w:t>
-      </w:r>
-    </w:p>
-    <w:p>
-      <w:pPr>
-        <w:spacing w:after="60"/>
-      </w:pPr>
-      <w:r>
-        <w:rPr>
-          <w:sz w:val="21"/>
-        </w:rPr>
-        <w:t>蓄电池是检测机器人的"心脏"，本系统对蓄电池实施全参数实时监控：</w:t>
-      </w:r>
-    </w:p>
-    <w:tbl>
-      <w:tblPr>
-        <w:tblStyle w:val="TableGrid"/>
-        <w:tblW w:type="auto" w:w="0"/>
-        <w:tblLook w:firstColumn="1" w:firstRow="1" w:lastColumn="0" w:lastRow="0" w:noHBand="0" w:noVBand="1" w:val="04A0"/>
-      </w:tblPr>
-      <w:tblGrid>
-        <w:gridCol w:w="2928"/>
-        <w:gridCol w:w="2928"/>
-        <w:gridCol w:w="2928"/>
-      </w:tblGrid>
-      <w:tr>
-        <w:tc>
-          <w:tcPr>
-            <w:tcW w:type="dxa" w:w="2928"/>
-          </w:tcPr>
-          <w:p>
-            <w:r>
-              <w:rPr>
-                <w:sz w:val="20"/>
-              </w:rPr>
-              <w:t>监控参数</w:t>
-            </w:r>
-          </w:p>
-        </w:tc>
-        <w:tc>
-          <w:tcPr>
-            <w:tcW w:type="dxa" w:w="2928"/>
-          </w:tcPr>
-          <w:p>
-            <w:r>
-              <w:rPr>
-                <w:sz w:val="20"/>
-              </w:rPr>
-              <w:t>说明</w:t>
-            </w:r>
-          </w:p>
-        </w:tc>
-        <w:tc>
-          <w:tcPr>
-            <w:tcW w:type="dxa" w:w="2928"/>
-          </w:tcPr>
-          <w:p>
-            <w:r>
-              <w:rPr>
-                <w:sz w:val="20"/>
-              </w:rPr>
-              <w:t>安全机制</w:t>
-            </w:r>
-          </w:p>
-        </w:tc>
-      </w:tr>
-      <w:tr>
-        <w:tc>
-          <w:tcPr>
-            <w:tcW w:type="dxa" w:w="2928"/>
-          </w:tcPr>
-          <w:p>
-            <w:r>
-              <w:rPr>
-                <w:sz w:val="20"/>
-              </w:rPr>
-              <w:t>**电压**</w:t>
-            </w:r>
-          </w:p>
-        </w:tc>
-        <w:tc>
-          <w:tcPr>
-            <w:tcW w:type="dxa" w:w="2928"/>
-          </w:tcPr>
-          <w:p>
-            <w:r>
-              <w:rPr>
-                <w:sz w:val="20"/>
-              </w:rPr>
-              <w:t>实时监控蓄电池组电压</w:t>
-            </w:r>
-          </w:p>
-        </w:tc>
-        <w:tc>
-          <w:tcPr>
-            <w:tcW w:type="dxa" w:w="2928"/>
-          </w:tcPr>
-          <w:p>
-            <w:r>
-              <w:rPr>
-                <w:sz w:val="20"/>
-              </w:rPr>
-              <w:t>低于阈值立即报警并触发返航，防止过放</w:t>
-            </w:r>
-          </w:p>
-        </w:tc>
-      </w:tr>
-      <w:tr>
-        <w:tc>
-          <w:tcPr>
-            <w:tcW w:type="dxa" w:w="2928"/>
-          </w:tcPr>
-          <w:p>
-            <w:r>
-              <w:rPr>
-                <w:sz w:val="20"/>
-              </w:rPr>
-              <w:t>**电流**</w:t>
-            </w:r>
-          </w:p>
-        </w:tc>
-        <w:tc>
-          <w:tcPr>
-            <w:tcW w:type="dxa" w:w="2928"/>
-          </w:tcPr>
-          <w:p>
-            <w:r>
-              <w:rPr>
-                <w:sz w:val="20"/>
-              </w:rPr>
-              <w:t>充放电电流实时监测</w:t>
-            </w:r>
-          </w:p>
-        </w:tc>
-        <w:tc>
-          <w:tcPr>
-            <w:tcW w:type="dxa" w:w="2928"/>
-          </w:tcPr>
-          <w:p>
-            <w:r>
-              <w:rPr>
-                <w:sz w:val="20"/>
-              </w:rPr>
-              <w:t>充电过流自动断充，放电异常预警</w:t>
-            </w:r>
-          </w:p>
-        </w:tc>
-      </w:tr>
-      <w:tr>
-        <w:tc>
-          <w:tcPr>
-            <w:tcW w:type="dxa" w:w="2928"/>
-          </w:tcPr>
-          <w:p>
-            <w:r>
-              <w:rPr>
-                <w:sz w:val="20"/>
-              </w:rPr>
-              <w:t>**SOC 电量**</w:t>
-            </w:r>
-          </w:p>
-        </w:tc>
-        <w:tc>
-          <w:tcPr>
-            <w:tcW w:type="dxa" w:w="2928"/>
-          </w:tcPr>
-          <w:p>
-            <w:r>
-              <w:rPr>
-                <w:sz w:val="20"/>
-              </w:rPr>
-              <w:t>剩余电量百分比实时显示</w:t>
-            </w:r>
-          </w:p>
-        </w:tc>
-        <w:tc>
-          <w:tcPr>
-            <w:tcW w:type="dxa" w:w="2928"/>
-          </w:tcPr>
-          <w:p>
-            <w:r>
-              <w:rPr>
-                <w:sz w:val="20"/>
-              </w:rPr>
-              <w:t>电量低于预设阈值前主动报警</w:t>
-            </w:r>
-          </w:p>
-        </w:tc>
-      </w:tr>
-      <w:tr>
-        <w:tc>
-          <w:tcPr>
-            <w:tcW w:type="dxa" w:w="2928"/>
-          </w:tcPr>
-          <w:p>
-            <w:r>
-              <w:rPr>
-                <w:sz w:val="20"/>
-              </w:rPr>
-              <w:t>**SOH 健康度**</w:t>
-            </w:r>
-          </w:p>
-        </w:tc>
-        <w:tc>
-          <w:tcPr>
-            <w:tcW w:type="dxa" w:w="2928"/>
-          </w:tcPr>
-          <w:p>
-            <w:r>
-              <w:rPr>
-                <w:sz w:val="20"/>
-              </w:rPr>
-              <w:t>电池健康状态评估</w:t>
-            </w:r>
-          </w:p>
-        </w:tc>
-        <w:tc>
-          <w:tcPr>
-            <w:tcW w:type="dxa" w:w="2928"/>
-          </w:tcPr>
-          <w:p>
-            <w:r>
-              <w:rPr>
-                <w:sz w:val="20"/>
-              </w:rPr>
-              <w:t>健康度低于阈值时提示更换</w:t>
-            </w:r>
-          </w:p>
-        </w:tc>
-      </w:tr>
-      <w:tr>
-        <w:tc>
-          <w:tcPr>
-            <w:tcW w:type="dxa" w:w="2928"/>
-          </w:tcPr>
-          <w:p>
-            <w:r>
-              <w:rPr>
-                <w:sz w:val="20"/>
-              </w:rPr>
-              <w:t>**续航预估**</w:t>
-            </w:r>
-          </w:p>
-        </w:tc>
-        <w:tc>
-          <w:tcPr>
-            <w:tcW w:type="dxa" w:w="2928"/>
-          </w:tcPr>
-          <w:p>
-            <w:r>
-              <w:rPr>
-                <w:sz w:val="20"/>
-              </w:rPr>
-              <w:t>基于当前电量 + 历史能耗</w:t>
-            </w:r>
-          </w:p>
-        </w:tc>
-        <w:tc>
-          <w:tcPr>
-            <w:tcW w:type="dxa" w:w="2928"/>
-          </w:tcPr>
-          <w:p>
-            <w:r>
-              <w:rPr>
-                <w:sz w:val="20"/>
-              </w:rPr>
-              <w:t>实时预估剩余可行驶里程，提前规划返航</w:t>
-            </w:r>
-          </w:p>
-        </w:tc>
-      </w:tr>
-      <w:tr>
-        <w:tc>
-          <w:tcPr>
-            <w:tcW w:type="dxa" w:w="2928"/>
-          </w:tcPr>
-          <w:p>
-            <w:r>
-              <w:rPr>
-                <w:sz w:val="20"/>
-              </w:rPr>
-              <w:t>**BMS 电路板温度**</w:t>
-            </w:r>
-          </w:p>
-        </w:tc>
-        <w:tc>
-          <w:tcPr>
-            <w:tcW w:type="dxa" w:w="2928"/>
-          </w:tcPr>
-          <w:p>
-            <w:r>
-              <w:rPr>
-                <w:sz w:val="20"/>
-              </w:rPr>
-              <w:t>蓄电池管理系统电路板温度实时采集</w:t>
-            </w:r>
-          </w:p>
-        </w:tc>
-        <w:tc>
-          <w:tcPr>
-            <w:tcW w:type="dxa" w:w="2928"/>
-          </w:tcPr>
-          <w:p>
-            <w:r>
-              <w:rPr>
-                <w:sz w:val="20"/>
-              </w:rPr>
-              <w:t>电路板温度超限立即报警，防止BMS失效引发安全事故</w:t>
-            </w:r>
-          </w:p>
-        </w:tc>
-      </w:tr>
-      <w:tr>
-        <w:tc>
-          <w:tcPr>
-            <w:tcW w:type="dxa" w:w="2928"/>
-          </w:tcPr>
-          <w:p>
-            <w:r>
-              <w:rPr>
-                <w:sz w:val="20"/>
-              </w:rPr>
-              <w:t>**智能电路管理板温度**</w:t>
-            </w:r>
-          </w:p>
-        </w:tc>
-        <w:tc>
-          <w:tcPr>
-            <w:tcW w:type="dxa" w:w="2928"/>
-          </w:tcPr>
-          <w:p>
-            <w:r>
-              <w:rPr>
-                <w:sz w:val="20"/>
-              </w:rPr>
-              <w:t>智能电源管理板温度实时采集</w:t>
-            </w:r>
-          </w:p>
-        </w:tc>
-        <w:tc>
-          <w:tcPr>
-            <w:tcW w:type="dxa" w:w="2928"/>
-          </w:tcPr>
-          <w:p>
-            <w:r>
-              <w:rPr>
-                <w:sz w:val="20"/>
-              </w:rPr>
-              <w:t>管理板温度超限自动降载或断电，防止过热损坏</w:t>
-            </w:r>
-          </w:p>
-        </w:tc>
-      </w:tr>
-    </w:tbl>
-    <w:p/>
-    <w:p>
-      <w:pPr>
-        <w:spacing w:after="60"/>
-      </w:pPr>
-      <w:r>
-        <w:rPr>
-          <w:sz w:val="21"/>
-        </w:rPr>
-        <w:t>**三级保护机制：**</w:t>
-      </w:r>
-    </w:p>
-    <w:tbl>
-      <w:tblPr>
-        <w:tblStyle w:val="TableGrid"/>
-        <w:tblW w:type="auto" w:w="0"/>
-        <w:tblLook w:firstColumn="1" w:firstRow="1" w:lastColumn="0" w:lastRow="0" w:noHBand="0" w:noVBand="1" w:val="04A0"/>
-      </w:tblPr>
-      <w:tblGrid>
-        <w:gridCol w:w="2928"/>
-        <w:gridCol w:w="2928"/>
-        <w:gridCol w:w="2928"/>
-      </w:tblGrid>
-      <w:tr>
-        <w:tc>
-          <w:tcPr>
-            <w:tcW w:type="dxa" w:w="2928"/>
-          </w:tcPr>
-          <w:p>
-            <w:r>
-              <w:rPr>
-                <w:sz w:val="20"/>
-              </w:rPr>
-              <w:t>级别</w:t>
-            </w:r>
-          </w:p>
-        </w:tc>
-        <w:tc>
-          <w:tcPr>
-            <w:tcW w:type="dxa" w:w="2928"/>
-          </w:tcPr>
-          <w:p>
-            <w:r>
-              <w:rPr>
-                <w:sz w:val="20"/>
-              </w:rPr>
-              <w:t>触发条件</w:t>
-            </w:r>
-          </w:p>
-        </w:tc>
-        <w:tc>
-          <w:tcPr>
-            <w:tcW w:type="dxa" w:w="2928"/>
-          </w:tcPr>
-          <w:p>
-            <w:r>
-              <w:rPr>
-                <w:sz w:val="20"/>
-              </w:rPr>
-              <w:t>动作</w:t>
-            </w:r>
-          </w:p>
-        </w:tc>
-      </w:tr>
-      <w:tr>
-        <w:tc>
-          <w:tcPr>
-            <w:tcW w:type="dxa" w:w="2928"/>
-          </w:tcPr>
-          <w:p>
-            <w:r>
-              <w:rPr>
-                <w:sz w:val="20"/>
-              </w:rPr>
-              <w:t>预警</w:t>
-            </w:r>
-          </w:p>
-        </w:tc>
-        <w:tc>
-          <w:tcPr>
-            <w:tcW w:type="dxa" w:w="2928"/>
-          </w:tcPr>
-          <w:p>
-            <w:r>
-              <w:rPr>
-                <w:sz w:val="20"/>
-              </w:rPr>
-              <w:t>电量 &lt;20% 或 电压接近低限</w:t>
-            </w:r>
-          </w:p>
-        </w:tc>
-        <w:tc>
-          <w:tcPr>
-            <w:tcW w:type="dxa" w:w="2928"/>
-          </w:tcPr>
-          <w:p>
-            <w:r>
-              <w:rPr>
-                <w:sz w:val="20"/>
-              </w:rPr>
-              <w:t>云端推送预警，提醒准备返航</w:t>
-            </w:r>
-          </w:p>
-        </w:tc>
-      </w:tr>
-      <w:tr>
-        <w:tc>
-          <w:tcPr>
-            <w:tcW w:type="dxa" w:w="2928"/>
-          </w:tcPr>
-          <w:p>
-            <w:r>
-              <w:rPr>
-                <w:sz w:val="20"/>
-              </w:rPr>
-              <w:t>告警</w:t>
-            </w:r>
-          </w:p>
-        </w:tc>
-        <w:tc>
-          <w:tcPr>
-            <w:tcW w:type="dxa" w:w="2928"/>
-          </w:tcPr>
-          <w:p>
-            <w:r>
-              <w:rPr>
-                <w:sz w:val="20"/>
-              </w:rPr>
-              <w:t>电量 &lt;10% 或 温度超限</w:t>
-            </w:r>
-          </w:p>
-        </w:tc>
-        <w:tc>
-          <w:tcPr>
-            <w:tcW w:type="dxa" w:w="2928"/>
-          </w:tcPr>
-          <w:p>
-            <w:r>
-              <w:rPr>
-                <w:sz w:val="20"/>
-              </w:rPr>
-              <w:t>声光报警 + 强制触发一键返航</w:t>
-            </w:r>
-          </w:p>
-        </w:tc>
-      </w:tr>
-      <w:tr>
-        <w:tc>
-          <w:tcPr>
-            <w:tcW w:type="dxa" w:w="2928"/>
-          </w:tcPr>
-          <w:p>
-            <w:r>
-              <w:rPr>
-                <w:sz w:val="20"/>
-              </w:rPr>
-              <w:t>保护</w:t>
-            </w:r>
-          </w:p>
-        </w:tc>
-        <w:tc>
-          <w:tcPr>
-            <w:tcW w:type="dxa" w:w="2928"/>
-          </w:tcPr>
-          <w:p>
-            <w:r>
-              <w:rPr>
-                <w:sz w:val="20"/>
-              </w:rPr>
-              <w:t>电压/电流严重超限</w:t>
-            </w:r>
-          </w:p>
-        </w:tc>
-        <w:tc>
-          <w:tcPr>
-            <w:tcW w:type="dxa" w:w="2928"/>
-          </w:tcPr>
-          <w:p>
-            <w:r>
-              <w:rPr>
-                <w:sz w:val="20"/>
-              </w:rPr>
-              <w:t>硬件独立保护回路立即切断供电，保护设备和线路</w:t>
-            </w:r>
-          </w:p>
-        </w:tc>
-      </w:tr>
-    </w:tbl>
-    <w:p/>
-    <w:p>
-      <w:pPr>
-        <w:spacing w:after="80"/>
-        <w:ind w:left="432"/>
-      </w:pPr>
-      <w:r>
-        <w:rPr>
-          <w:i/>
-          <w:color w:val="606060"/>
-          <w:sz w:val="20"/>
-        </w:rPr>
-        <w:t>BMS 电路板和智能电路管理板的温度实时采集，是防止蓄电池管理系统自身失效引发安全事故的最后一道防线，填补了传统监控方案的关键盲区。</w:t>
-      </w:r>
-    </w:p>
-    <w:p>
-      <w:pPr>
-        <w:spacing w:after="60"/>
-      </w:pPr>
-      <w:r>
-        <w:rPr>
-          <w:sz w:val="21"/>
-        </w:rPr>
-        <w:t>**检测设备用电管理 — 全节点电流电压实时监控**</w:t>
-      </w:r>
-    </w:p>
-    <w:p>
-      <w:pPr>
-        <w:spacing w:after="60"/>
-      </w:pPr>
-      <w:r>
-        <w:rPr>
-          <w:sz w:val="21"/>
-        </w:rPr>
-        <w:t>整机所有用电节点均纳入实时监控，任何电流电压异常均可快速定位：</w:t>
-      </w:r>
-    </w:p>
-    <w:tbl>
-      <w:tblPr>
-        <w:tblStyle w:val="TableGrid"/>
-        <w:tblW w:type="auto" w:w="0"/>
-        <w:tblLook w:firstColumn="1" w:firstRow="1" w:lastColumn="0" w:lastRow="0" w:noHBand="0" w:noVBand="1" w:val="04A0"/>
-      </w:tblPr>
-      <w:tblGrid>
-        <w:gridCol w:w="2928"/>
-        <w:gridCol w:w="2928"/>
-        <w:gridCol w:w="2928"/>
-      </w:tblGrid>
-      <w:tr>
-        <w:tc>
-          <w:tcPr>
-            <w:tcW w:type="dxa" w:w="2928"/>
-          </w:tcPr>
-          <w:p>
-            <w:r>
-              <w:rPr>
-                <w:sz w:val="20"/>
-              </w:rPr>
-              <w:t>用电节点</w:t>
-            </w:r>
-          </w:p>
-        </w:tc>
-        <w:tc>
-          <w:tcPr>
-            <w:tcW w:type="dxa" w:w="2928"/>
-          </w:tcPr>
-          <w:p>
-            <w:r>
-              <w:rPr>
-                <w:sz w:val="20"/>
-              </w:rPr>
-              <w:t>监控参数</w:t>
+              <w:t>权重 $W_i$</w:t>
             </w:r>
           </w:p>
         </w:tc>
@@ -2206,7 +1493,7 @@
               <w:rPr>
                 <w:sz w:val="20"/>
               </w:rPr>
-              <w:t>6路工业相机</w:t>
+              <w:t>钢轨裂纹</w:t>
             </w:r>
           </w:p>
         </w:tc>
@@ -2219,7 +1506,7 @@
               <w:rPr>
                 <w:sz w:val="20"/>
               </w:rPr>
-              <w:t>电压 / 电流 / 功率</w:t>
+              <w:t>15</w:t>
             </w:r>
           </w:p>
         </w:tc>
@@ -2232,7 +1519,7 @@
               <w:rPr>
                 <w:sz w:val="20"/>
               </w:rPr>
-              <w:t>相机节点用电状态实时监控</w:t>
+              <w:t>高速安全风险高</w:t>
             </w:r>
           </w:p>
         </w:tc>
@@ -2247,7 +1534,7 @@
               <w:rPr>
                 <w:sz w:val="20"/>
               </w:rPr>
-              <w:t>2路3D激光</w:t>
+              <w:t>钢轨掉块</w:t>
             </w:r>
           </w:p>
         </w:tc>
@@ -2260,7 +1547,7 @@
               <w:rPr>
                 <w:sz w:val="20"/>
               </w:rPr>
-              <w:t>电压 / 电流 / 功率</w:t>
+              <w:t>12</w:t>
             </w:r>
           </w:p>
         </w:tc>
@@ -2273,7 +1560,7 @@
               <w:rPr>
                 <w:sz w:val="20"/>
               </w:rPr>
-              <w:t>激光器节点用电状态实时监控</w:t>
+              <w:t>影响列车平稳性</w:t>
             </w:r>
           </w:p>
         </w:tc>
@@ -2288,7 +1575,7 @@
               <w:rPr>
                 <w:sz w:val="20"/>
               </w:rPr>
-              <w:t>2路双陀螺仪</w:t>
+              <w:t>道钉缺失</w:t>
             </w:r>
           </w:p>
         </w:tc>
@@ -2301,7 +1588,7 @@
               <w:rPr>
                 <w:sz w:val="20"/>
               </w:rPr>
-              <w:t>电压 / 电流</w:t>
+              <w:t>5</w:t>
             </w:r>
           </w:p>
         </w:tc>
@@ -2314,7 +1601,7 @@
               <w:rPr>
                 <w:sz w:val="20"/>
               </w:rPr>
-              <w:t>陀螺仪节点用电状态实时监控</w:t>
+              <w:t>影响轨道稳定</w:t>
             </w:r>
           </w:p>
         </w:tc>
@@ -2329,7 +1616,7 @@
               <w:rPr>
                 <w:sz w:val="20"/>
               </w:rPr>
-              <w:t>工控机</w:t>
+              <w:t>道钉松动</w:t>
             </w:r>
           </w:p>
         </w:tc>
@@ -2342,7 +1629,7 @@
               <w:rPr>
                 <w:sz w:val="20"/>
               </w:rPr>
-              <w:t>电压输入 / 电流 / 功率</w:t>
+              <w:t>3</w:t>
             </w:r>
           </w:p>
         </w:tc>
@@ -2355,7 +1642,7 @@
               <w:rPr>
                 <w:sz w:val="20"/>
               </w:rPr>
-              <w:t>主控节点用电实时监控</w:t>
+              <w:t>隐患逐步扩大</w:t>
             </w:r>
           </w:p>
         </w:tc>
@@ -2370,7 +1657,7 @@
               <w:rPr>
                 <w:sz w:val="20"/>
               </w:rPr>
-              <w:t>工业总线伺服驱动</w:t>
+              <w:t>轮廓磨耗超限</w:t>
             </w:r>
           </w:p>
         </w:tc>
@@ -2383,7 +1670,7 @@
               <w:rPr>
                 <w:sz w:val="20"/>
               </w:rPr>
-              <w:t>电压 / 电流 / 故障码</w:t>
+              <w:t>8</w:t>
             </w:r>
           </w:p>
         </w:tc>
@@ -2396,7 +1683,89 @@
               <w:rPr>
                 <w:sz w:val="20"/>
               </w:rPr>
-              <w:t>运动控制节点用电和安全监控</w:t>
+              <w:t>影响轮轨关系</w:t>
+            </w:r>
+          </w:p>
+        </w:tc>
+      </w:tr>
+      <w:tr>
+        <w:tc>
+          <w:tcPr>
+            <w:tcW w:type="dxa" w:w="2928"/>
+          </w:tcPr>
+          <w:p>
+            <w:r>
+              <w:rPr>
+                <w:sz w:val="20"/>
+              </w:rPr>
+              <w:t>波磨超限</w:t>
+            </w:r>
+          </w:p>
+        </w:tc>
+        <w:tc>
+          <w:tcPr>
+            <w:tcW w:type="dxa" w:w="2928"/>
+          </w:tcPr>
+          <w:p>
+            <w:r>
+              <w:rPr>
+                <w:sz w:val="20"/>
+              </w:rPr>
+              <w:t>6</w:t>
+            </w:r>
+          </w:p>
+        </w:tc>
+        <w:tc>
+          <w:tcPr>
+            <w:tcW w:type="dxa" w:w="2928"/>
+          </w:tcPr>
+          <w:p>
+            <w:r>
+              <w:rPr>
+                <w:sz w:val="20"/>
+              </w:rPr>
+              <w:t>影响运行平稳性</w:t>
+            </w:r>
+          </w:p>
+        </w:tc>
+      </w:tr>
+      <w:tr>
+        <w:tc>
+          <w:tcPr>
+            <w:tcW w:type="dxa" w:w="2928"/>
+          </w:tcPr>
+          <w:p>
+            <w:r>
+              <w:rPr>
+                <w:sz w:val="20"/>
+              </w:rPr>
+              <w:t>焊缝缺陷</w:t>
+            </w:r>
+          </w:p>
+        </w:tc>
+        <w:tc>
+          <w:tcPr>
+            <w:tcW w:type="dxa" w:w="2928"/>
+          </w:tcPr>
+          <w:p>
+            <w:r>
+              <w:rPr>
+                <w:sz w:val="20"/>
+              </w:rPr>
+              <w:t>10</w:t>
+            </w:r>
+          </w:p>
+        </w:tc>
+        <w:tc>
+          <w:tcPr>
+            <w:tcW w:type="dxa" w:w="2928"/>
+          </w:tcPr>
+          <w:p>
+            <w:r>
+              <w:rPr>
+                <w:sz w:val="20"/>
+              </w:rPr>
+              <w:t>重点薄弱环节</w:t>
             </w:r>
           </w:p>
         </w:tc>
@@ -2405,16 +1774,39 @@
     <w:p/>
     <w:p>
       <w:pPr>
-        <w:spacing w:after="80"/>
+        <w:spacing w:after="60"/>
+      </w:pPr>
+      <w:r>
+        <w:rPr>
+          <w:sz w:val="21"/>
+        </w:rPr>
+        <w:t>**区段划分原则：**</w:t>
+      </w:r>
+    </w:p>
+    <w:p>
+      <w:pPr>
+        <w:pStyle w:val="ListBullet"/>
+        <w:spacing w:after="40"/>
         <w:ind w:left="432"/>
       </w:pPr>
       <w:r>
         <w:rPr>
-          <w:i/>
-          <w:color w:val="606060"/>
-          <w:sz w:val="20"/>
+          <w:sz w:val="21"/>
         </w:rPr>
-        <w:t>**实时反馈机制**：所有设备的电流、电压数据**每秒刷新**，异常节点可在云端**秒级定位**，大幅缩短故障排查时间。</w:t>
+        <w:t>按固定长度区段评分（如每100米一个评分单元）</w:t>
+      </w:r>
+    </w:p>
+    <w:p>
+      <w:pPr>
+        <w:pStyle w:val="ListBullet"/>
+        <w:spacing w:after="40"/>
+        <w:ind w:left="432"/>
+      </w:pPr>
+      <w:r>
+        <w:rPr>
+          <w:sz w:val="21"/>
+        </w:rPr>
+        <w:t>可按实际里程标记（如咽喉区、桥头、隧道口等）自定义区段</w:t>
       </w:r>
     </w:p>
     <w:p>
@@ -2425,7 +1817,133 @@
         <w:rPr>
           <w:sz w:val="21"/>
         </w:rPr>
-        <w:t>**运动控制安全保障 — 工业总线硬实时守护**</w:t>
+        <w:t>**评分展示：**</w:t>
+      </w:r>
+    </w:p>
+    <w:p>
+      <w:pPr>
+        <w:pStyle w:val="ListBullet"/>
+        <w:spacing w:after="40"/>
+        <w:ind w:left="432"/>
+      </w:pPr>
+      <w:r>
+        <w:rPr>
+          <w:sz w:val="21"/>
+        </w:rPr>
+        <w:t>GIS地图上以颜色渐变（绿→黄→红）直观显示各区段健康状态</w:t>
+      </w:r>
+    </w:p>
+    <w:p>
+      <w:pPr>
+        <w:pStyle w:val="ListBullet"/>
+        <w:spacing w:after="40"/>
+        <w:ind w:left="432"/>
+      </w:pPr>
+      <w:r>
+        <w:rPr>
+          <w:sz w:val="21"/>
+        </w:rPr>
+        <w:t>低于60分的区段自动列入养护建议候选</w:t>
+      </w:r>
+    </w:p>
+    <w:p>
+      <w:pPr>
+        <w:spacing w:after="60"/>
+      </w:pPr>
+      <w:r>
+        <w:rPr>
+          <w:b/>
+          <w:color w:val="2E74B5"/>
+          <w:sz w:val="22"/>
+        </w:rPr>
+        <w:t>3.4 趋势分析与劣化预测</w:t>
+      </w:r>
+    </w:p>
+    <w:p>
+      <w:pPr>
+        <w:spacing w:after="60"/>
+      </w:pPr>
+      <w:r>
+        <w:rPr>
+          <w:sz w:val="21"/>
+        </w:rPr>
+        <w:t>**历史对比分析：**</w:t>
+      </w:r>
+    </w:p>
+    <w:p>
+      <w:pPr>
+        <w:pStyle w:val="ListBullet"/>
+        <w:spacing w:after="40"/>
+        <w:ind w:left="432"/>
+      </w:pPr>
+      <w:r>
+        <w:rPr>
+          <w:sz w:val="21"/>
+        </w:rPr>
+        <w:t>同一区段多轮次检测数据自动对齐，生成缺陷数量变化曲线</w:t>
+      </w:r>
+    </w:p>
+    <w:p>
+      <w:pPr>
+        <w:pStyle w:val="ListBullet"/>
+        <w:spacing w:after="40"/>
+        <w:ind w:left="432"/>
+      </w:pPr>
+      <w:r>
+        <w:rPr>
+          <w:sz w:val="21"/>
+        </w:rPr>
+        <w:t>重点关注：同一位置缺陷从无到有、从轻到重的劣化过程</w:t>
+      </w:r>
+    </w:p>
+    <w:p>
+      <w:pPr>
+        <w:pStyle w:val="ListBullet"/>
+        <w:spacing w:after="40"/>
+        <w:ind w:left="432"/>
+      </w:pPr>
+      <w:r>
+        <w:rPr>
+          <w:sz w:val="21"/>
+        </w:rPr>
+        <w:t>自动标记劣化加速区段（本次缺陷数量环比显著增加）</w:t>
+      </w:r>
+    </w:p>
+    <w:p>
+      <w:pPr>
+        <w:spacing w:after="60"/>
+      </w:pPr>
+      <w:r>
+        <w:rPr>
+          <w:sz w:val="21"/>
+        </w:rPr>
+        <w:t>**AI劣化预测模型：**</w:t>
+      </w:r>
+    </w:p>
+    <w:p>
+      <w:pPr>
+        <w:pStyle w:val="ListBullet"/>
+        <w:spacing w:after="40"/>
+        <w:ind w:left="432"/>
+      </w:pPr>
+      <w:r>
+        <w:rPr>
+          <w:sz w:val="21"/>
+        </w:rPr>
+        <w:t>基于历史数据训练时序预测模型（ARIMA或LSTM）</w:t>
+      </w:r>
+    </w:p>
+    <w:p>
+      <w:pPr>
+        <w:pStyle w:val="ListBullet"/>
+        <w:spacing w:after="40"/>
+        <w:ind w:left="432"/>
+      </w:pPr>
+      <w:r>
+        <w:rPr>
+          <w:sz w:val="21"/>
+        </w:rPr>
+        <w:t>输出预测结果：</w:t>
       </w:r>
     </w:p>
     <w:tbl>
@@ -2448,7 +1966,177 @@
               <w:rPr>
                 <w:sz w:val="20"/>
               </w:rPr>
-              <w:t>监控项</w:t>
+              <w:t>预测周期</w:t>
+            </w:r>
+          </w:p>
+        </w:tc>
+        <w:tc>
+          <w:tcPr>
+            <w:tcW w:type="dxa" w:w="4392"/>
+          </w:tcPr>
+          <w:p>
+            <w:r>
+              <w:rPr>
+                <w:sz w:val="20"/>
+              </w:rPr>
+              <w:t>内容</w:t>
+            </w:r>
+          </w:p>
+        </w:tc>
+      </w:tr>
+      <w:tr>
+        <w:tc>
+          <w:tcPr>
+            <w:tcW w:type="dxa" w:w="4392"/>
+          </w:tcPr>
+          <w:p>
+            <w:r>
+              <w:rPr>
+                <w:sz w:val="20"/>
+              </w:rPr>
+              <w:t>1个月预测</w:t>
+            </w:r>
+          </w:p>
+        </w:tc>
+        <w:tc>
+          <w:tcPr>
+            <w:tcW w:type="dxa" w:w="4392"/>
+          </w:tcPr>
+          <w:p>
+            <w:r>
+              <w:rPr>
+                <w:sz w:val="20"/>
+              </w:rPr>
+              <w:t>病害数量和分布范围预测</w:t>
+            </w:r>
+          </w:p>
+        </w:tc>
+      </w:tr>
+      <w:tr>
+        <w:tc>
+          <w:tcPr>
+            <w:tcW w:type="dxa" w:w="4392"/>
+          </w:tcPr>
+          <w:p>
+            <w:r>
+              <w:rPr>
+                <w:sz w:val="20"/>
+              </w:rPr>
+              <w:t>3个月预测</w:t>
+            </w:r>
+          </w:p>
+        </w:tc>
+        <w:tc>
+          <w:tcPr>
+            <w:tcW w:type="dxa" w:w="4392"/>
+          </w:tcPr>
+          <w:p>
+            <w:r>
+              <w:rPr>
+                <w:sz w:val="20"/>
+              </w:rPr>
+              <w:t>重点劣化区段预警</w:t>
+            </w:r>
+          </w:p>
+        </w:tc>
+      </w:tr>
+      <w:tr>
+        <w:tc>
+          <w:tcPr>
+            <w:tcW w:type="dxa" w:w="4392"/>
+          </w:tcPr>
+          <w:p>
+            <w:r>
+              <w:rPr>
+                <w:sz w:val="20"/>
+              </w:rPr>
+              <w:t>6个月预测</w:t>
+            </w:r>
+          </w:p>
+        </w:tc>
+        <w:tc>
+          <w:tcPr>
+            <w:tcW w:type="dxa" w:w="4392"/>
+          </w:tcPr>
+          <w:p>
+            <w:r>
+              <w:rPr>
+                <w:sz w:val="20"/>
+              </w:rPr>
+              <w:t>养护优先级排序参考</w:t>
+            </w:r>
+          </w:p>
+        </w:tc>
+      </w:tr>
+    </w:tbl>
+    <w:p/>
+    <w:p>
+      <w:pPr>
+        <w:spacing w:after="60"/>
+      </w:pPr>
+      <w:r>
+        <w:rPr>
+          <w:sz w:val="21"/>
+        </w:rPr>
+        <w:t>**预测价值：**</w:t>
+      </w:r>
+    </w:p>
+    <w:p>
+      <w:pPr>
+        <w:spacing w:after="60"/>
+      </w:pPr>
+      <w:r>
+        <w:rPr>
+          <w:sz w:val="21"/>
+        </w:rPr>
+        <w:t>将养护从"出了问题再修"转变为"看到趋势提前修"，实现从响应式维护到预防性维护的升级。</w:t>
+      </w:r>
+    </w:p>
+    <w:p>
+      <w:pPr>
+        <w:spacing w:after="60"/>
+      </w:pPr>
+      <w:r>
+        <w:rPr>
+          <w:b/>
+          <w:color w:val="2E74B5"/>
+          <w:sz w:val="22"/>
+        </w:rPr>
+        <w:t>3.5 多任务管理与数据检索</w:t>
+      </w:r>
+    </w:p>
+    <w:p>
+      <w:pPr>
+        <w:spacing w:after="60"/>
+      </w:pPr>
+      <w:r>
+        <w:rPr>
+          <w:sz w:val="21"/>
+        </w:rPr>
+        <w:t>**任务管理列表：**</w:t>
+      </w:r>
+    </w:p>
+    <w:tbl>
+      <w:tblPr>
+        <w:tblStyle w:val="TableGrid"/>
+        <w:tblW w:type="auto" w:w="0"/>
+        <w:tblLook w:firstColumn="1" w:firstRow="1" w:lastColumn="0" w:lastRow="0" w:noHBand="0" w:noVBand="1" w:val="04A0"/>
+      </w:tblPr>
+      <w:tblGrid>
+        <w:gridCol w:w="4392"/>
+        <w:gridCol w:w="4392"/>
+      </w:tblGrid>
+      <w:tr>
+        <w:tc>
+          <w:tcPr>
+            <w:tcW w:type="dxa" w:w="4392"/>
+          </w:tcPr>
+          <w:p>
+            <w:r>
+              <w:rPr>
+                <w:sz w:val="20"/>
+              </w:rPr>
+              <w:t>功能</w:t>
             </w:r>
           </w:p>
         </w:tc>
@@ -2476,7 +2164,7 @@
               <w:rPr>
                 <w:sz w:val="20"/>
               </w:rPr>
-              <w:t>工业总线通信状态</w:t>
+              <w:t>任务列表</w:t>
             </w:r>
           </w:p>
         </w:tc>
@@ -2489,7 +2177,7 @@
               <w:rPr>
                 <w:sz w:val="20"/>
               </w:rPr>
-              <w:t>实时监控通信是否中断</w:t>
+              <w:t>显示所有历史任务，含起止里程/日期/完成状态</w:t>
             </w:r>
           </w:p>
         </w:tc>
@@ -2504,7 +2192,7 @@
               <w:rPr>
                 <w:sz w:val="20"/>
               </w:rPr>
-              <w:t>伺服驱动状态</w:t>
+              <w:t>任务对比</w:t>
             </w:r>
           </w:p>
         </w:tc>
@@ -2517,7 +2205,7 @@
               <w:rPr>
                 <w:sz w:val="20"/>
               </w:rPr>
-              <w:t>实时获取驱动故障码</w:t>
+              <w:t>选中2个以上任务横向对比健康评分和缺陷数量变化</w:t>
             </w:r>
           </w:p>
         </w:tc>
@@ -2532,7 +2220,7 @@
               <w:rPr>
                 <w:sz w:val="20"/>
               </w:rPr>
-              <w:t>急停回路状态</w:t>
+              <w:t>任务归档</w:t>
             </w:r>
           </w:p>
         </w:tc>
@@ -2545,35 +2233,7 @@
               <w:rPr>
                 <w:sz w:val="20"/>
               </w:rPr>
-              <w:t>硬件独立急停回路，失效导向安全</w:t>
-            </w:r>
-          </w:p>
-        </w:tc>
-      </w:tr>
-      <w:tr>
-        <w:tc>
-          <w:tcPr>
-            <w:tcW w:type="dxa" w:w="4392"/>
-          </w:tcPr>
-          <w:p>
-            <w:r>
-              <w:rPr>
-                <w:sz w:val="20"/>
-              </w:rPr>
-              <w:t>运行速度一致性</w:t>
-            </w:r>
-          </w:p>
-        </w:tc>
-        <w:tc>
-          <w:tcPr>
-            <w:tcW w:type="dxa" w:w="4392"/>
-          </w:tcPr>
-          <w:p>
-            <w:r>
-              <w:rPr>
-                <w:sz w:val="20"/>
-              </w:rPr>
-              <w:t>定速巡航保障采集数据速度稳定</w:t>
+              <w:t>已完成任务数据永久保存，支持随时调取</w:t>
             </w:r>
           </w:p>
         </w:tc>
@@ -2586,11 +2246,83 @@
       </w:pPr>
       <w:r>
         <w:rPr>
+          <w:sz w:val="21"/>
+        </w:rPr>
+        <w:t>**数据检索示例：**</w:t>
+      </w:r>
+    </w:p>
+    <w:p>
+      <w:pPr>
+        <w:pStyle w:val="ListBullet"/>
+        <w:spacing w:after="40"/>
+        <w:ind w:left="432"/>
+      </w:pPr>
+      <w:r>
+        <w:rPr>
+          <w:sz w:val="21"/>
+        </w:rPr>
+        <w:t>"K100+000 ~ K105+000 范围内，近6个月内二级以上缺陷有哪些？"</w:t>
+      </w:r>
+    </w:p>
+    <w:p>
+      <w:pPr>
+        <w:pStyle w:val="ListBullet"/>
+        <w:spacing w:after="40"/>
+        <w:ind w:left="432"/>
+      </w:pPr>
+      <w:r>
+        <w:rPr>
+          <w:sz w:val="21"/>
+        </w:rPr>
+        <w:t>"全线路当前评分低于70分的区段有哪些，按评分升序排列"</w:t>
+      </w:r>
+    </w:p>
+    <w:p>
+      <w:pPr>
+        <w:pStyle w:val="ListBullet"/>
+        <w:spacing w:after="40"/>
+        <w:ind w:left="432"/>
+      </w:pPr>
+      <w:r>
+        <w:rPr>
+          <w:sz w:val="21"/>
+        </w:rPr>
+        <w:t>"某个道岔区段，历史上共进行过几次养护，最近一次是什么时候"</w:t>
+      </w:r>
+    </w:p>
+    <w:p>
+      <w:pPr>
+        <w:spacing w:after="60"/>
+      </w:pPr>
+      <w:r>
+        <w:rPr>
           <w:b/>
-          <w:color w:val="1F497D"/>
-          <w:sz w:val="26"/>
+          <w:color w:val="2E74B5"/>
+          <w:sz w:val="22"/>
         </w:rPr>
-        <w:t>三、远程监测控制能力</w:t>
+        <w:t>3.6 报表自动生成</w:t>
+      </w:r>
+    </w:p>
+    <w:p>
+      <w:pPr>
+        <w:spacing w:after="60"/>
+      </w:pPr>
+      <w:r>
+        <w:rPr>
+          <w:sz w:val="21"/>
+        </w:rPr>
+        <w:t>平台支持一键生成标准检测报告，报告内容覆盖完整：</w:t>
+      </w:r>
+    </w:p>
+    <w:p>
+      <w:pPr>
+        <w:spacing w:after="60"/>
+      </w:pPr>
+      <w:r>
+        <w:rPr>
+          <w:sz w:val="21"/>
+        </w:rPr>
+        <w:t>**报告内容：**</w:t>
       </w:r>
     </w:p>
     <w:tbl>
@@ -2613,716 +2345,7 @@
               <w:rPr>
                 <w:sz w:val="20"/>
               </w:rPr>
-              <w:t>能力</w:t>
-            </w:r>
-          </w:p>
-        </w:tc>
-        <w:tc>
-          <w:tcPr>
-            <w:tcW w:type="dxa" w:w="4392"/>
-          </w:tcPr>
-          <w:p>
-            <w:r>
-              <w:rPr>
-                <w:sz w:val="20"/>
-              </w:rPr>
-              <w:t>说明</w:t>
-            </w:r>
-          </w:p>
-        </w:tc>
-      </w:tr>
-      <w:tr>
-        <w:tc>
-          <w:tcPr>
-            <w:tcW w:type="dxa" w:w="4392"/>
-          </w:tcPr>
-          <w:p>
-            <w:r>
-              <w:rPr>
-                <w:sz w:val="20"/>
-              </w:rPr>
-              <w:t>实时状态查看</w:t>
-            </w:r>
-          </w:p>
-        </w:tc>
-        <w:tc>
-          <w:tcPr>
-            <w:tcW w:type="dxa" w:w="4392"/>
-          </w:tcPr>
-          <w:p>
-            <w:r>
-              <w:rPr>
-                <w:sz w:val="20"/>
-              </w:rPr>
-              <w:t>云端实时查看任一设备节点的工作状态和用电数据</w:t>
-            </w:r>
-          </w:p>
-        </w:tc>
-      </w:tr>
-      <w:tr>
-        <w:tc>
-          <w:tcPr>
-            <w:tcW w:type="dxa" w:w="4392"/>
-          </w:tcPr>
-          <w:p>
-            <w:r>
-              <w:rPr>
-                <w:sz w:val="20"/>
-              </w:rPr>
-              <w:t>参数远程调优</w:t>
-            </w:r>
-          </w:p>
-        </w:tc>
-        <w:tc>
-          <w:tcPr>
-            <w:tcW w:type="dxa" w:w="4392"/>
-          </w:tcPr>
-          <w:p>
-            <w:r>
-              <w:rPr>
-                <w:sz w:val="20"/>
-              </w:rPr>
-              <w:t>远程调整相机曝光/帧率/检测阈值，无需到场</w:t>
-            </w:r>
-          </w:p>
-        </w:tc>
-      </w:tr>
-      <w:tr>
-        <w:tc>
-          <w:tcPr>
-            <w:tcW w:type="dxa" w:w="4392"/>
-          </w:tcPr>
-          <w:p>
-            <w:r>
-              <w:rPr>
-                <w:sz w:val="20"/>
-              </w:rPr>
-              <w:t>设备远程重启</w:t>
-            </w:r>
-          </w:p>
-        </w:tc>
-        <w:tc>
-          <w:tcPr>
-            <w:tcW w:type="dxa" w:w="4392"/>
-          </w:tcPr>
-          <w:p>
-            <w:r>
-              <w:rPr>
-                <w:sz w:val="20"/>
-              </w:rPr>
-              <w:t>单节点故障可远程重启恢复，减少现场出勤</w:t>
-            </w:r>
-          </w:p>
-        </w:tc>
-      </w:tr>
-      <w:tr>
-        <w:tc>
-          <w:tcPr>
-            <w:tcW w:type="dxa" w:w="4392"/>
-          </w:tcPr>
-          <w:p>
-            <w:r>
-              <w:rPr>
-                <w:sz w:val="20"/>
-              </w:rPr>
-              <w:t>故障隔离</w:t>
-            </w:r>
-          </w:p>
-        </w:tc>
-        <w:tc>
-          <w:tcPr>
-            <w:tcW w:type="dxa" w:w="4392"/>
-          </w:tcPr>
-          <w:p>
-            <w:r>
-              <w:rPr>
-                <w:sz w:val="20"/>
-              </w:rPr>
-              <w:t>单节点故障自动隔离，不影响整体任务执行</w:t>
-            </w:r>
-          </w:p>
-        </w:tc>
-      </w:tr>
-      <w:tr>
-        <w:tc>
-          <w:tcPr>
-            <w:tcW w:type="dxa" w:w="4392"/>
-          </w:tcPr>
-          <w:p>
-            <w:r>
-              <w:rPr>
-                <w:sz w:val="20"/>
-              </w:rPr>
-              <w:t>远程固件升级</w:t>
-            </w:r>
-          </w:p>
-        </w:tc>
-        <w:tc>
-          <w:tcPr>
-            <w:tcW w:type="dxa" w:w="4392"/>
-          </w:tcPr>
-          <w:p>
-            <w:r>
-              <w:rPr>
-                <w:sz w:val="20"/>
-              </w:rPr>
-              <w:t>传感器固件可通过移动网络远程推送升级</w:t>
-            </w:r>
-          </w:p>
-        </w:tc>
-      </w:tr>
-    </w:tbl>
-    <w:p/>
-    <w:p>
-      <w:pPr>
-        <w:spacing w:after="60"/>
-      </w:pPr>
-      <w:r>
-        <w:rPr>
-          <w:b/>
-          <w:color w:val="1F497D"/>
-          <w:sz w:val="26"/>
-        </w:rPr>
-        <w:t>四、四类用户价值</w:t>
-      </w:r>
-    </w:p>
-    <w:tbl>
-      <w:tblPr>
-        <w:tblStyle w:val="TableGrid"/>
-        <w:tblW w:type="auto" w:w="0"/>
-        <w:tblLook w:firstColumn="1" w:firstRow="1" w:lastColumn="0" w:lastRow="0" w:noHBand="0" w:noVBand="1" w:val="04A0"/>
-      </w:tblPr>
-      <w:tblGrid>
-        <w:gridCol w:w="2928"/>
-        <w:gridCol w:w="2928"/>
-        <w:gridCol w:w="2928"/>
-      </w:tblGrid>
-      <w:tr>
-        <w:tc>
-          <w:tcPr>
-            <w:tcW w:type="dxa" w:w="2928"/>
-          </w:tcPr>
-          <w:p>
-            <w:r>
-              <w:rPr>
-                <w:sz w:val="20"/>
-              </w:rPr>
-              <w:t>用户角色</w:t>
-            </w:r>
-          </w:p>
-        </w:tc>
-        <w:tc>
-          <w:tcPr>
-            <w:tcW w:type="dxa" w:w="2928"/>
-          </w:tcPr>
-          <w:p>
-            <w:r>
-              <w:rPr>
-                <w:sz w:val="20"/>
-              </w:rPr>
-              <w:t>使用场景</w:t>
-            </w:r>
-          </w:p>
-        </w:tc>
-        <w:tc>
-          <w:tcPr>
-            <w:tcW w:type="dxa" w:w="2928"/>
-          </w:tcPr>
-          <w:p>
-            <w:r>
-              <w:rPr>
-                <w:sz w:val="20"/>
-              </w:rPr>
-              <w:t>核心价值</w:t>
-            </w:r>
-          </w:p>
-        </w:tc>
-      </w:tr>
-      <w:tr>
-        <w:tc>
-          <w:tcPr>
-            <w:tcW w:type="dxa" w:w="2928"/>
-          </w:tcPr>
-          <w:p>
-            <w:r>
-              <w:rPr>
-                <w:sz w:val="20"/>
-              </w:rPr>
-              <w:t>现场操作人员</w:t>
-            </w:r>
-          </w:p>
-        </w:tc>
-        <w:tc>
-          <w:tcPr>
-            <w:tcW w:type="dxa" w:w="2928"/>
-          </w:tcPr>
-          <w:p>
-            <w:r>
-              <w:rPr>
-                <w:sz w:val="20"/>
-              </w:rPr>
-              <w:t>出发前检查设备状态，实时监控任务进度</w:t>
-            </w:r>
-          </w:p>
-        </w:tc>
-        <w:tc>
-          <w:tcPr>
-            <w:tcW w:type="dxa" w:w="2928"/>
-          </w:tcPr>
-          <w:p>
-            <w:r>
-              <w:rPr>
-                <w:sz w:val="20"/>
-              </w:rPr>
-              <w:t>快速就绪，避免无效作业</w:t>
-            </w:r>
-          </w:p>
-        </w:tc>
-      </w:tr>
-      <w:tr>
-        <w:tc>
-          <w:tcPr>
-            <w:tcW w:type="dxa" w:w="2928"/>
-          </w:tcPr>
-          <w:p>
-            <w:r>
-              <w:rPr>
-                <w:sz w:val="20"/>
-              </w:rPr>
-              <w:t>远程监控中心</w:t>
-            </w:r>
-          </w:p>
-        </w:tc>
-        <w:tc>
-          <w:tcPr>
-            <w:tcW w:type="dxa" w:w="2928"/>
-          </w:tcPr>
-          <w:p>
-            <w:r>
-              <w:rPr>
-                <w:sz w:val="20"/>
-              </w:rPr>
-              <w:t>多台设备集中监控，大屏可视化</w:t>
-            </w:r>
-          </w:p>
-        </w:tc>
-        <w:tc>
-          <w:tcPr>
-            <w:tcW w:type="dxa" w:w="2928"/>
-          </w:tcPr>
-          <w:p>
-            <w:r>
-              <w:rPr>
-                <w:sz w:val="20"/>
-              </w:rPr>
-              <w:t>全线设备状态和用电数据一目了然</w:t>
-            </w:r>
-          </w:p>
-        </w:tc>
-      </w:tr>
-      <w:tr>
-        <w:tc>
-          <w:tcPr>
-            <w:tcW w:type="dxa" w:w="2928"/>
-          </w:tcPr>
-          <w:p>
-            <w:r>
-              <w:rPr>
-                <w:sz w:val="20"/>
-              </w:rPr>
-              <w:t>管理决策者</w:t>
-            </w:r>
-          </w:p>
-        </w:tc>
-        <w:tc>
-          <w:tcPr>
-            <w:tcW w:type="dxa" w:w="2928"/>
-          </w:tcPr>
-          <w:p>
-            <w:r>
-              <w:rPr>
-                <w:sz w:val="20"/>
-              </w:rPr>
-              <w:t>设备利用率 / 故障率 / 出勤率统计</w:t>
-            </w:r>
-          </w:p>
-        </w:tc>
-        <w:tc>
-          <w:tcPr>
-            <w:tcW w:type="dxa" w:w="2928"/>
-          </w:tcPr>
-          <w:p>
-            <w:r>
-              <w:rPr>
-                <w:sz w:val="20"/>
-              </w:rPr>
-              <w:t>排班和资源调配有据可依</w:t>
-            </w:r>
-          </w:p>
-        </w:tc>
-      </w:tr>
-      <w:tr>
-        <w:tc>
-          <w:tcPr>
-            <w:tcW w:type="dxa" w:w="2928"/>
-          </w:tcPr>
-          <w:p>
-            <w:r>
-              <w:rPr>
-                <w:sz w:val="20"/>
-              </w:rPr>
-              <w:t>运维保障团队</w:t>
-            </w:r>
-          </w:p>
-        </w:tc>
-        <w:tc>
-          <w:tcPr>
-            <w:tcW w:type="dxa" w:w="2928"/>
-          </w:tcPr>
-          <w:p>
-            <w:r>
-              <w:rPr>
-                <w:sz w:val="20"/>
-              </w:rPr>
-              <w:t>故障提前预警，远程诊断，用电安全</w:t>
-            </w:r>
-          </w:p>
-        </w:tc>
-        <w:tc>
-          <w:tcPr>
-            <w:tcW w:type="dxa" w:w="2928"/>
-          </w:tcPr>
-          <w:p>
-            <w:r>
-              <w:rPr>
-                <w:sz w:val="20"/>
-              </w:rPr>
-              <w:t>减少现场出勤，提升维护效率</w:t>
-            </w:r>
-          </w:p>
-        </w:tc>
-      </w:tr>
-    </w:tbl>
-    <w:p/>
-    <w:p>
-      <w:pPr>
-        <w:spacing w:before="280" w:after="120"/>
-        <w:jc w:val="center"/>
-      </w:pPr>
-      <w:r>
-        <w:rPr>
-          <w:b/>
-          <w:sz w:val="32"/>
-        </w:rPr>
-        <w:t>11 系统部署与运维保障</w:t>
-      </w:r>
-    </w:p>
-    <w:p>
-      <w:pPr>
-        <w:spacing w:after="60"/>
-      </w:pPr>
-      <w:r>
-        <w:rPr>
-          <w:b/>
-          <w:color w:val="1F497D"/>
-          <w:sz w:val="26"/>
-        </w:rPr>
-        <w:t>一、5 步现场部署</w:t>
-      </w:r>
-    </w:p>
-    <w:tbl>
-      <w:tblPr>
-        <w:tblStyle w:val="TableGrid"/>
-        <w:tblW w:type="auto" w:w="0"/>
-        <w:tblLook w:firstColumn="1" w:firstRow="1" w:lastColumn="0" w:lastRow="0" w:noHBand="0" w:noVBand="1" w:val="04A0"/>
-      </w:tblPr>
-      <w:tblGrid>
-        <w:gridCol w:w="2928"/>
-        <w:gridCol w:w="2928"/>
-        <w:gridCol w:w="2928"/>
-      </w:tblGrid>
-      <w:tr>
-        <w:tc>
-          <w:tcPr>
-            <w:tcW w:type="dxa" w:w="2928"/>
-          </w:tcPr>
-          <w:p>
-            <w:r>
-              <w:rPr>
-                <w:sz w:val="20"/>
-              </w:rPr>
-              <w:t>步骤</w:t>
-            </w:r>
-          </w:p>
-        </w:tc>
-        <w:tc>
-          <w:tcPr>
-            <w:tcW w:type="dxa" w:w="2928"/>
-          </w:tcPr>
-          <w:p>
-            <w:r>
-              <w:rPr>
-                <w:sz w:val="20"/>
-              </w:rPr>
-              <w:t>操作</w:t>
-            </w:r>
-          </w:p>
-        </w:tc>
-        <w:tc>
-          <w:tcPr>
-            <w:tcW w:type="dxa" w:w="2928"/>
-          </w:tcPr>
-          <w:p>
-            <w:r>
-              <w:rPr>
-                <w:sz w:val="20"/>
-              </w:rPr>
-              <w:t>说明</w:t>
-            </w:r>
-          </w:p>
-        </w:tc>
-      </w:tr>
-      <w:tr>
-        <w:tc>
-          <w:tcPr>
-            <w:tcW w:type="dxa" w:w="2928"/>
-          </w:tcPr>
-          <w:p>
-            <w:r>
-              <w:rPr>
-                <w:sz w:val="20"/>
-              </w:rPr>
-              <w:t>1. 设备就位</w:t>
-            </w:r>
-          </w:p>
-        </w:tc>
-        <w:tc>
-          <w:tcPr>
-            <w:tcW w:type="dxa" w:w="2928"/>
-          </w:tcPr>
-          <w:p>
-            <w:r>
-              <w:rPr>
-                <w:sz w:val="20"/>
-              </w:rPr>
-              <w:t>将检测机器人放置于铁轨</w:t>
-            </w:r>
-          </w:p>
-        </w:tc>
-        <w:tc>
-          <w:tcPr>
-            <w:tcW w:type="dxa" w:w="2928"/>
-          </w:tcPr>
-          <w:p>
-            <w:r>
-              <w:rPr>
-                <w:sz w:val="20"/>
-              </w:rPr>
-              <w:t>4 轮自动对准轨道</w:t>
-            </w:r>
-          </w:p>
-        </w:tc>
-      </w:tr>
-      <w:tr>
-        <w:tc>
-          <w:tcPr>
-            <w:tcW w:type="dxa" w:w="2928"/>
-          </w:tcPr>
-          <w:p>
-            <w:r>
-              <w:rPr>
-                <w:sz w:val="20"/>
-              </w:rPr>
-              <w:t>2. 开机自检</w:t>
-            </w:r>
-          </w:p>
-        </w:tc>
-        <w:tc>
-          <w:tcPr>
-            <w:tcW w:type="dxa" w:w="2928"/>
-          </w:tcPr>
-          <w:p>
-            <w:r>
-              <w:rPr>
-                <w:sz w:val="20"/>
-              </w:rPr>
-              <w:t>按下电源开关，系统自动启动自检</w:t>
-            </w:r>
-          </w:p>
-        </w:tc>
-        <w:tc>
-          <w:tcPr>
-            <w:tcW w:type="dxa" w:w="2928"/>
-          </w:tcPr>
-          <w:p>
-            <w:r>
-              <w:rPr>
-                <w:sz w:val="20"/>
-              </w:rPr>
-              <w:t>传感器 / 相机 / 激光自动标定</w:t>
-            </w:r>
-          </w:p>
-        </w:tc>
-      </w:tr>
-      <w:tr>
-        <w:tc>
-          <w:tcPr>
-            <w:tcW w:type="dxa" w:w="2928"/>
-          </w:tcPr>
-          <w:p>
-            <w:r>
-              <w:rPr>
-                <w:sz w:val="20"/>
-              </w:rPr>
-              <w:t>3. 参数确认</w:t>
-            </w:r>
-          </w:p>
-        </w:tc>
-        <w:tc>
-          <w:tcPr>
-            <w:tcW w:type="dxa" w:w="2928"/>
-          </w:tcPr>
-          <w:p>
-            <w:r>
-              <w:rPr>
-                <w:sz w:val="20"/>
-              </w:rPr>
-              <w:t>触摸屏确认任务参数（里程区段/速度）</w:t>
-            </w:r>
-          </w:p>
-        </w:tc>
-        <w:tc>
-          <w:tcPr>
-            <w:tcW w:type="dxa" w:w="2928"/>
-          </w:tcPr>
-          <w:p>
-            <w:r>
-              <w:rPr>
-                <w:sz w:val="20"/>
-              </w:rPr>
-              <w:t>默认参数可直接出发</w:t>
-            </w:r>
-          </w:p>
-        </w:tc>
-      </w:tr>
-      <w:tr>
-        <w:tc>
-          <w:tcPr>
-            <w:tcW w:type="dxa" w:w="2928"/>
-          </w:tcPr>
-          <w:p>
-            <w:r>
-              <w:rPr>
-                <w:sz w:val="20"/>
-              </w:rPr>
-              <w:t>4. 一键出发</w:t>
-            </w:r>
-          </w:p>
-        </w:tc>
-        <w:tc>
-          <w:tcPr>
-            <w:tcW w:type="dxa" w:w="2928"/>
-          </w:tcPr>
-          <w:p>
-            <w:r>
-              <w:rPr>
-                <w:sz w:val="20"/>
-              </w:rPr>
-              <w:t>按下"开始任务"</w:t>
-            </w:r>
-          </w:p>
-        </w:tc>
-        <w:tc>
-          <w:tcPr>
-            <w:tcW w:type="dxa" w:w="2928"/>
-          </w:tcPr>
-          <w:p>
-            <w:r>
-              <w:rPr>
-                <w:sz w:val="20"/>
-              </w:rPr>
-              <w:t>机器人自动定速巡航，全流程自动</w:t>
-            </w:r>
-          </w:p>
-        </w:tc>
-      </w:tr>
-      <w:tr>
-        <w:tc>
-          <w:tcPr>
-            <w:tcW w:type="dxa" w:w="2928"/>
-          </w:tcPr>
-          <w:p>
-            <w:r>
-              <w:rPr>
-                <w:sz w:val="20"/>
-              </w:rPr>
-              <w:t>5. 任务结束</w:t>
-            </w:r>
-          </w:p>
-        </w:tc>
-        <w:tc>
-          <w:tcPr>
-            <w:tcW w:type="dxa" w:w="2928"/>
-          </w:tcPr>
-          <w:p>
-            <w:r>
-              <w:rPr>
-                <w:sz w:val="20"/>
-              </w:rPr>
-              <w:t>自动返航或手动一键返航</w:t>
-            </w:r>
-          </w:p>
-        </w:tc>
-        <w:tc>
-          <w:tcPr>
-            <w:tcW w:type="dxa" w:w="2928"/>
-          </w:tcPr>
-          <w:p>
-            <w:r>
-              <w:rPr>
-                <w:sz w:val="20"/>
-              </w:rPr>
-              <w:t>数据自动打包上传</w:t>
-            </w:r>
-          </w:p>
-        </w:tc>
-      </w:tr>
-    </w:tbl>
-    <w:p/>
-    <w:p>
-      <w:pPr>
-        <w:spacing w:after="60"/>
-      </w:pPr>
-      <w:r>
-        <w:rPr>
-          <w:b/>
-          <w:color w:val="1F497D"/>
-          <w:sz w:val="26"/>
-        </w:rPr>
-        <w:t>二、运维保障体系</w:t>
-      </w:r>
-    </w:p>
-    <w:tbl>
-      <w:tblPr>
-        <w:tblStyle w:val="TableGrid"/>
-        <w:tblW w:type="auto" w:w="0"/>
-        <w:tblLook w:firstColumn="1" w:firstRow="1" w:lastColumn="0" w:lastRow="0" w:noHBand="0" w:noVBand="1" w:val="04A0"/>
-      </w:tblPr>
-      <w:tblGrid>
-        <w:gridCol w:w="4392"/>
-        <w:gridCol w:w="4392"/>
-      </w:tblGrid>
-      <w:tr>
-        <w:tc>
-          <w:tcPr>
-            <w:tcW w:type="dxa" w:w="4392"/>
-          </w:tcPr>
-          <w:p>
-            <w:r>
-              <w:rPr>
-                <w:sz w:val="20"/>
-              </w:rPr>
-              <w:t>保障类型</w:t>
+              <w:t>报告章节</w:t>
             </w:r>
           </w:p>
         </w:tc>
@@ -3350,7 +2373,7 @@
               <w:rPr>
                 <w:sz w:val="20"/>
               </w:rPr>
-              <w:t>远程运维</w:t>
+              <w:t>任务概况</w:t>
             </w:r>
           </w:p>
         </w:tc>
@@ -3363,7 +2386,7 @@
               <w:rPr>
                 <w:sz w:val="20"/>
               </w:rPr>
-              <w:t>移动网络远程接入，故障诊断 + 参数调优 + 固件升级</w:t>
+              <w:t>检测里程/日期/设备状态/天气条件</w:t>
             </w:r>
           </w:p>
         </w:tc>
@@ -3378,7 +2401,7 @@
               <w:rPr>
                 <w:sz w:val="20"/>
               </w:rPr>
-              <w:t>定期标定</w:t>
+              <w:t>缺陷总览</w:t>
             </w:r>
           </w:p>
         </w:tc>
@@ -3391,7 +2414,7 @@
               <w:rPr>
                 <w:sz w:val="20"/>
               </w:rPr>
-              <w:t>传感器标定（相机内外参 / 激光标定 / 陀螺仪校准）</w:t>
+              <w:t>各类型缺陷数量统计/分布图</w:t>
             </w:r>
           </w:p>
         </w:tc>
@@ -3406,7 +2429,7 @@
               <w:rPr>
                 <w:sz w:val="20"/>
               </w:rPr>
-              <w:t>备件支持</w:t>
+              <w:t>重点缺陷</w:t>
             </w:r>
           </w:p>
         </w:tc>
@@ -3419,7 +2442,7 @@
               <w:rPr>
                 <w:sz w:val="20"/>
               </w:rPr>
-              <w:t>关键传感器备件（相机 / 激光 / 电池），快速更换</w:t>
+              <w:t>二级及以上缺陷明细（含里程/照片/等级）</w:t>
             </w:r>
           </w:p>
         </w:tc>
@@ -3434,7 +2457,7 @@
               <w:rPr>
                 <w:sz w:val="20"/>
               </w:rPr>
-              <w:t>软件维护</w:t>
+              <w:t>健康评分</w:t>
             </w:r>
           </w:p>
         </w:tc>
@@ -3447,7 +2470,7 @@
               <w:rPr>
                 <w:sz w:val="20"/>
               </w:rPr>
-              <w:t>AI 模型持续迭代，远程推送更新</w:t>
+              <w:t>各区段评分热力图/评分表</w:t>
             </w:r>
           </w:p>
         </w:tc>
@@ -3462,7 +2485,7 @@
               <w:rPr>
                 <w:sz w:val="20"/>
               </w:rPr>
-              <w:t>数据维护</w:t>
+              <w:t>趋势分析</w:t>
             </w:r>
           </w:p>
         </w:tc>
@@ -3475,60 +2498,7 @@
               <w:rPr>
                 <w:sz w:val="20"/>
               </w:rPr>
-              <w:t>云端数据定期备份，多副本存储</w:t>
-            </w:r>
-          </w:p>
-        </w:tc>
-      </w:tr>
-    </w:tbl>
-    <w:p/>
-    <w:p>
-      <w:pPr>
-        <w:spacing w:after="60"/>
-      </w:pPr>
-      <w:r>
-        <w:rPr>
-          <w:b/>
-          <w:color w:val="1F497D"/>
-          <w:sz w:val="26"/>
-        </w:rPr>
-        <w:t>三、故障恢复机制</w:t>
-      </w:r>
-    </w:p>
-    <w:tbl>
-      <w:tblPr>
-        <w:tblStyle w:val="TableGrid"/>
-        <w:tblW w:type="auto" w:w="0"/>
-        <w:tblLook w:firstColumn="1" w:firstRow="1" w:lastColumn="0" w:lastRow="0" w:noHBand="0" w:noVBand="1" w:val="04A0"/>
-      </w:tblPr>
-      <w:tblGrid>
-        <w:gridCol w:w="4392"/>
-        <w:gridCol w:w="4392"/>
-      </w:tblGrid>
-      <w:tr>
-        <w:tc>
-          <w:tcPr>
-            <w:tcW w:type="dxa" w:w="4392"/>
-          </w:tcPr>
-          <w:p>
-            <w:r>
-              <w:rPr>
-                <w:sz w:val="20"/>
-              </w:rPr>
-              <w:t>故障类型</w:t>
-            </w:r>
-          </w:p>
-        </w:tc>
-        <w:tc>
-          <w:tcPr>
-            <w:tcW w:type="dxa" w:w="4392"/>
-          </w:tcPr>
-          <w:p>
-            <w:r>
-              <w:rPr>
-                <w:sz w:val="20"/>
-              </w:rPr>
-              <w:t>处理机制</w:t>
+              <w:t>重点区段劣化趋势（与历史对比）</w:t>
             </w:r>
           </w:p>
         </w:tc>
@@ -3543,7 +2513,7 @@
               <w:rPr>
                 <w:sz w:val="20"/>
               </w:rPr>
-              <w:t>单相机离线</w:t>
+              <w:t>养护建议</w:t>
             </w:r>
           </w:p>
         </w:tc>
@@ -3556,1266 +2526,7 @@
               <w:rPr>
                 <w:sz w:val="20"/>
               </w:rPr>
-              <w:t>任务不中断，其他相机覆盖，事后标记数据缺失区段</w:t>
-            </w:r>
-          </w:p>
-        </w:tc>
-      </w:tr>
-      <w:tr>
-        <w:tc>
-          <w:tcPr>
-            <w:tcW w:type="dxa" w:w="4392"/>
-          </w:tcPr>
-          <w:p>
-            <w:r>
-              <w:rPr>
-                <w:sz w:val="20"/>
-              </w:rPr>
-              <w:t>单激光离线</w:t>
-            </w:r>
-          </w:p>
-        </w:tc>
-        <w:tc>
-          <w:tcPr>
-            <w:tcW w:type="dxa" w:w="4392"/>
-          </w:tcPr>
-          <w:p>
-            <w:r>
-              <w:rPr>
-                <w:sz w:val="20"/>
-              </w:rPr>
-              <w:t>保留 2D 检测功能，标记降级运行，及时维修</w:t>
-            </w:r>
-          </w:p>
-        </w:tc>
-      </w:tr>
-      <w:tr>
-        <w:tc>
-          <w:tcPr>
-            <w:tcW w:type="dxa" w:w="4392"/>
-          </w:tcPr>
-          <w:p>
-            <w:r>
-              <w:rPr>
-                <w:sz w:val="20"/>
-              </w:rPr>
-              <w:t>网络中断</w:t>
-            </w:r>
-          </w:p>
-        </w:tc>
-        <w:tc>
-          <w:tcPr>
-            <w:tcW w:type="dxa" w:w="4392"/>
-          </w:tcPr>
-          <w:p>
-            <w:r>
-              <w:rPr>
-                <w:sz w:val="20"/>
-              </w:rPr>
-              <w:t>本地 SSD 持续存储，网络恢复后自动续传</w:t>
-            </w:r>
-          </w:p>
-        </w:tc>
-      </w:tr>
-      <w:tr>
-        <w:tc>
-          <w:tcPr>
-            <w:tcW w:type="dxa" w:w="4392"/>
-          </w:tcPr>
-          <w:p>
-            <w:r>
-              <w:rPr>
-                <w:sz w:val="20"/>
-              </w:rPr>
-              <w:t>工控机死机</w:t>
-            </w:r>
-          </w:p>
-        </w:tc>
-        <w:tc>
-          <w:tcPr>
-            <w:tcW w:type="dxa" w:w="4392"/>
-          </w:tcPr>
-          <w:p>
-            <w:r>
-              <w:rPr>
-                <w:sz w:val="20"/>
-              </w:rPr>
-              <w:t>硬件看门狗自动重启，任务从断点续跑</w:t>
-            </w:r>
-          </w:p>
-        </w:tc>
-      </w:tr>
-      <w:tr>
-        <w:tc>
-          <w:tcPr>
-            <w:tcW w:type="dxa" w:w="4392"/>
-          </w:tcPr>
-          <w:p>
-            <w:r>
-              <w:rPr>
-                <w:sz w:val="20"/>
-              </w:rPr>
-              <w:t>电量耗尽</w:t>
-            </w:r>
-          </w:p>
-        </w:tc>
-        <w:tc>
-          <w:tcPr>
-            <w:tcW w:type="dxa" w:w="4392"/>
-          </w:tcPr>
-          <w:p>
-            <w:r>
-              <w:rPr>
-                <w:sz w:val="20"/>
-              </w:rPr>
-              <w:t>自动触发定点返航，不丢已采集数据</w:t>
-            </w:r>
-          </w:p>
-        </w:tc>
-      </w:tr>
-      <w:tr>
-        <w:tc>
-          <w:tcPr>
-            <w:tcW w:type="dxa" w:w="4392"/>
-          </w:tcPr>
-          <w:p>
-            <w:r>
-              <w:rPr>
-                <w:sz w:val="20"/>
-              </w:rPr>
-              <w:t>工业总线通信中断</w:t>
-            </w:r>
-          </w:p>
-        </w:tc>
-        <w:tc>
-          <w:tcPr>
-            <w:tcW w:type="dxa" w:w="4392"/>
-          </w:tcPr>
-          <w:p>
-            <w:r>
-              <w:rPr>
-                <w:sz w:val="20"/>
-              </w:rPr>
-              <w:t>硬件急停立即触发，机器人停止，保护设备和线路安全</w:t>
-            </w:r>
-          </w:p>
-        </w:tc>
-      </w:tr>
-    </w:tbl>
-    <w:p/>
-    <w:p>
-      <w:pPr>
-        <w:spacing w:before="360" w:after="240"/>
-        <w:jc w:val="center"/>
-      </w:pPr>
-      <w:r>
-        <w:rPr>
-          <w:b/>
-          <w:sz w:val="40"/>
-        </w:rPr>
-        <w:t>第六部分：收尾</w:t>
-      </w:r>
-    </w:p>
-    <w:p>
-      <w:pPr>
-        <w:spacing w:before="280" w:after="120"/>
-        <w:jc w:val="center"/>
-      </w:pPr>
-      <w:r>
-        <w:rPr>
-          <w:b/>
-          <w:sz w:val="32"/>
-        </w:rPr>
-        <w:t>12 项目总结与未来发展展望</w:t>
-      </w:r>
-    </w:p>
-    <w:p>
-      <w:pPr>
-        <w:spacing w:after="60"/>
-      </w:pPr>
-      <w:r>
-        <w:rPr>
-          <w:b/>
-          <w:color w:val="1F497D"/>
-          <w:sz w:val="26"/>
-        </w:rPr>
-        <w:t>一、核心价值总结</w:t>
-      </w:r>
-    </w:p>
-    <w:tbl>
-      <w:tblPr>
-        <w:tblStyle w:val="TableGrid"/>
-        <w:tblW w:type="auto" w:w="0"/>
-        <w:tblLook w:firstColumn="1" w:firstRow="1" w:lastColumn="0" w:lastRow="0" w:noHBand="0" w:noVBand="1" w:val="04A0"/>
-      </w:tblPr>
-      <w:tblGrid>
-        <w:gridCol w:w="4392"/>
-        <w:gridCol w:w="4392"/>
-      </w:tblGrid>
-      <w:tr>
-        <w:tc>
-          <w:tcPr>
-            <w:tcW w:type="dxa" w:w="4392"/>
-          </w:tcPr>
-          <w:p>
-            <w:r>
-              <w:rPr>
-                <w:sz w:val="20"/>
-              </w:rPr>
-              <w:t>核心价值</w:t>
-            </w:r>
-          </w:p>
-        </w:tc>
-        <w:tc>
-          <w:tcPr>
-            <w:tcW w:type="dxa" w:w="4392"/>
-          </w:tcPr>
-          <w:p>
-            <w:r>
-              <w:rPr>
-                <w:sz w:val="20"/>
-              </w:rPr>
-              <w:t>具体体现</w:t>
-            </w:r>
-          </w:p>
-        </w:tc>
-      </w:tr>
-      <w:tr>
-        <w:tc>
-          <w:tcPr>
-            <w:tcW w:type="dxa" w:w="4392"/>
-          </w:tcPr>
-          <w:p>
-            <w:r>
-              <w:rPr>
-                <w:sz w:val="20"/>
-              </w:rPr>
-              <w:t>**全自动**</w:t>
-            </w:r>
-          </w:p>
-        </w:tc>
-        <w:tc>
-          <w:tcPr>
-            <w:tcW w:type="dxa" w:w="4392"/>
-          </w:tcPr>
-          <w:p>
-            <w:r>
-              <w:rPr>
-                <w:sz w:val="20"/>
-              </w:rPr>
-              <w:t>一次出动完成全部 8 项检测，无需多次上道</w:t>
-            </w:r>
-          </w:p>
-        </w:tc>
-      </w:tr>
-      <w:tr>
-        <w:tc>
-          <w:tcPr>
-            <w:tcW w:type="dxa" w:w="4392"/>
-          </w:tcPr>
-          <w:p>
-            <w:r>
-              <w:rPr>
-                <w:sz w:val="20"/>
-              </w:rPr>
-              <w:t>**实时检测**</w:t>
-            </w:r>
-          </w:p>
-        </w:tc>
-        <w:tc>
-          <w:tcPr>
-            <w:tcW w:type="dxa" w:w="4392"/>
-          </w:tcPr>
-          <w:p>
-            <w:r>
-              <w:rPr>
-                <w:sz w:val="20"/>
-              </w:rPr>
-              <w:t>边走边检测，AI 秒级输出，无需人工看图</w:t>
-            </w:r>
-          </w:p>
-        </w:tc>
-      </w:tr>
-      <w:tr>
-        <w:tc>
-          <w:tcPr>
-            <w:tcW w:type="dxa" w:w="4392"/>
-          </w:tcPr>
-          <w:p>
-            <w:r>
-              <w:rPr>
-                <w:sz w:val="20"/>
-              </w:rPr>
-              <w:t>**全说明**</w:t>
-            </w:r>
-          </w:p>
-        </w:tc>
-        <w:tc>
-          <w:tcPr>
-            <w:tcW w:type="dxa" w:w="4392"/>
-          </w:tcPr>
-          <w:p>
-            <w:r>
-              <w:rPr>
-                <w:sz w:val="20"/>
-              </w:rPr>
-              <w:t>AI 判级附带依据，结论可解释，数据可追溯</w:t>
-            </w:r>
-          </w:p>
-        </w:tc>
-      </w:tr>
-      <w:tr>
-        <w:tc>
-          <w:tcPr>
-            <w:tcW w:type="dxa" w:w="4392"/>
-          </w:tcPr>
-          <w:p>
-            <w:r>
-              <w:rPr>
-                <w:sz w:val="20"/>
-              </w:rPr>
-              <w:t>**大数据**</w:t>
-            </w:r>
-          </w:p>
-        </w:tc>
-        <w:tc>
-          <w:tcPr>
-            <w:tcW w:type="dxa" w:w="4392"/>
-          </w:tcPr>
-          <w:p>
-            <w:r>
-              <w:rPr>
-                <w:sz w:val="20"/>
-              </w:rPr>
-              <w:t>全线数据实时汇聚积累，构建线路健康知识资产</w:t>
-            </w:r>
-          </w:p>
-        </w:tc>
-      </w:tr>
-      <w:tr>
-        <w:tc>
-          <w:tcPr>
-            <w:tcW w:type="dxa" w:w="4392"/>
-          </w:tcPr>
-          <w:p>
-            <w:r>
-              <w:rPr>
-                <w:sz w:val="20"/>
-              </w:rPr>
-              <w:t>**无人干预**</w:t>
-            </w:r>
-          </w:p>
-        </w:tc>
-        <w:tc>
-          <w:tcPr>
-            <w:tcW w:type="dxa" w:w="4392"/>
-          </w:tcPr>
-          <w:p>
-            <w:r>
-              <w:rPr>
-                <w:sz w:val="20"/>
-              </w:rPr>
-              <w:t>全流程自动运行，异常自动报警，计划自动生成</w:t>
-            </w:r>
-          </w:p>
-        </w:tc>
-      </w:tr>
-      <w:tr>
-        <w:tc>
-          <w:tcPr>
-            <w:tcW w:type="dxa" w:w="4392"/>
-          </w:tcPr>
-          <w:p>
-            <w:r>
-              <w:rPr>
-                <w:sz w:val="20"/>
-              </w:rPr>
-              <w:t>**简单易用**</w:t>
-            </w:r>
-          </w:p>
-        </w:tc>
-        <w:tc>
-          <w:tcPr>
-            <w:tcW w:type="dxa" w:w="4392"/>
-          </w:tcPr>
-          <w:p>
-            <w:r>
-              <w:rPr>
-                <w:sz w:val="20"/>
-              </w:rPr>
-              <w:t>3 步启机，单人操作，降低操控成本和培训成本</w:t>
-            </w:r>
-          </w:p>
-        </w:tc>
-      </w:tr>
-    </w:tbl>
-    <w:p/>
-    <w:p>
-      <w:pPr>
-        <w:spacing w:after="60"/>
-      </w:pPr>
-      <w:r>
-        <w:rPr>
-          <w:b/>
-          <w:color w:val="1F497D"/>
-          <w:sz w:val="26"/>
-        </w:rPr>
-        <w:t>二、与传统方案的全面对比</w:t>
-      </w:r>
-    </w:p>
-    <w:tbl>
-      <w:tblPr>
-        <w:tblStyle w:val="TableGrid"/>
-        <w:tblW w:type="auto" w:w="0"/>
-        <w:tblLook w:firstColumn="1" w:firstRow="1" w:lastColumn="0" w:lastRow="0" w:noHBand="0" w:noVBand="1" w:val="04A0"/>
-      </w:tblPr>
-      <w:tblGrid>
-        <w:gridCol w:w="2196"/>
-        <w:gridCol w:w="2196"/>
-        <w:gridCol w:w="2196"/>
-        <w:gridCol w:w="2196"/>
-      </w:tblGrid>
-      <w:tr>
-        <w:tc>
-          <w:tcPr>
-            <w:tcW w:type="dxa" w:w="2196"/>
-          </w:tcPr>
-          <w:p>
-            <w:r>
-              <w:rPr>
-                <w:sz w:val="20"/>
-              </w:rPr>
-              <w:t>对比维度</w:t>
-            </w:r>
-          </w:p>
-        </w:tc>
-        <w:tc>
-          <w:tcPr>
-            <w:tcW w:type="dxa" w:w="2196"/>
-          </w:tcPr>
-          <w:p>
-            <w:r>
-              <w:rPr>
-                <w:sz w:val="20"/>
-              </w:rPr>
-              <w:t>传统人工巡检</w:t>
-            </w:r>
-          </w:p>
-        </w:tc>
-        <w:tc>
-          <w:tcPr>
-            <w:tcW w:type="dxa" w:w="2196"/>
-          </w:tcPr>
-          <w:p>
-            <w:r>
-              <w:rPr>
-                <w:sz w:val="20"/>
-              </w:rPr>
-              <w:t>传统单功能设备</w:t>
-            </w:r>
-          </w:p>
-        </w:tc>
-        <w:tc>
-          <w:tcPr>
-            <w:tcW w:type="dxa" w:w="2196"/>
-          </w:tcPr>
-          <w:p>
-            <w:r>
-              <w:rPr>
-                <w:sz w:val="20"/>
-              </w:rPr>
-              <w:t>本系统</w:t>
-            </w:r>
-          </w:p>
-        </w:tc>
-      </w:tr>
-      <w:tr>
-        <w:tc>
-          <w:tcPr>
-            <w:tcW w:type="dxa" w:w="2196"/>
-          </w:tcPr>
-          <w:p>
-            <w:r>
-              <w:rPr>
-                <w:sz w:val="20"/>
-              </w:rPr>
-              <w:t>作业人数</w:t>
-            </w:r>
-          </w:p>
-        </w:tc>
-        <w:tc>
-          <w:tcPr>
-            <w:tcW w:type="dxa" w:w="2196"/>
-          </w:tcPr>
-          <w:p>
-            <w:r>
-              <w:rPr>
-                <w:sz w:val="20"/>
-              </w:rPr>
-              <w:t>多人</w:t>
-            </w:r>
-          </w:p>
-        </w:tc>
-        <w:tc>
-          <w:tcPr>
-            <w:tcW w:type="dxa" w:w="2196"/>
-          </w:tcPr>
-          <w:p>
-            <w:r>
-              <w:rPr>
-                <w:sz w:val="20"/>
-              </w:rPr>
-              <w:t>多人</w:t>
-            </w:r>
-          </w:p>
-        </w:tc>
-        <w:tc>
-          <w:tcPr>
-            <w:tcW w:type="dxa" w:w="2196"/>
-          </w:tcPr>
-          <w:p>
-            <w:r>
-              <w:rPr>
-                <w:sz w:val="20"/>
-              </w:rPr>
-              <w:t>**单人**</w:t>
-            </w:r>
-          </w:p>
-        </w:tc>
-      </w:tr>
-      <w:tr>
-        <w:tc>
-          <w:tcPr>
-            <w:tcW w:type="dxa" w:w="2196"/>
-          </w:tcPr>
-          <w:p>
-            <w:r>
-              <w:rPr>
-                <w:sz w:val="20"/>
-              </w:rPr>
-              <w:t>检测项目</w:t>
-            </w:r>
-          </w:p>
-        </w:tc>
-        <w:tc>
-          <w:tcPr>
-            <w:tcW w:type="dxa" w:w="2196"/>
-          </w:tcPr>
-          <w:p>
-            <w:r>
-              <w:rPr>
-                <w:sz w:val="20"/>
-              </w:rPr>
-              <w:t>主观记录</w:t>
-            </w:r>
-          </w:p>
-        </w:tc>
-        <w:tc>
-          <w:tcPr>
-            <w:tcW w:type="dxa" w:w="2196"/>
-          </w:tcPr>
-          <w:p>
-            <w:r>
-              <w:rPr>
-                <w:sz w:val="20"/>
-              </w:rPr>
-              <w:t>每次 1 项</w:t>
-            </w:r>
-          </w:p>
-        </w:tc>
-        <w:tc>
-          <w:tcPr>
-            <w:tcW w:type="dxa" w:w="2196"/>
-          </w:tcPr>
-          <w:p>
-            <w:r>
-              <w:rPr>
-                <w:sz w:val="20"/>
-              </w:rPr>
-              <w:t>**一次 8 项**</w:t>
-            </w:r>
-          </w:p>
-        </w:tc>
-      </w:tr>
-      <w:tr>
-        <w:tc>
-          <w:tcPr>
-            <w:tcW w:type="dxa" w:w="2196"/>
-          </w:tcPr>
-          <w:p>
-            <w:r>
-              <w:rPr>
-                <w:sz w:val="20"/>
-              </w:rPr>
-              <w:t>数据形式</w:t>
-            </w:r>
-          </w:p>
-        </w:tc>
-        <w:tc>
-          <w:tcPr>
-            <w:tcW w:type="dxa" w:w="2196"/>
-          </w:tcPr>
-          <w:p>
-            <w:r>
-              <w:rPr>
-                <w:sz w:val="20"/>
-              </w:rPr>
-              <w:t>纸质/口头</w:t>
-            </w:r>
-          </w:p>
-        </w:tc>
-        <w:tc>
-          <w:tcPr>
-            <w:tcW w:type="dxa" w:w="2196"/>
-          </w:tcPr>
-          <w:p>
-            <w:r>
-              <w:rPr>
-                <w:sz w:val="20"/>
-              </w:rPr>
-              <w:t>离散电子数据</w:t>
-            </w:r>
-          </w:p>
-        </w:tc>
-        <w:tc>
-          <w:tcPr>
-            <w:tcW w:type="dxa" w:w="2196"/>
-          </w:tcPr>
-          <w:p>
-            <w:r>
-              <w:rPr>
-                <w:sz w:val="20"/>
-              </w:rPr>
-              <w:t>**结构化可追溯**</w:t>
-            </w:r>
-          </w:p>
-        </w:tc>
-      </w:tr>
-      <w:tr>
-        <w:tc>
-          <w:tcPr>
-            <w:tcW w:type="dxa" w:w="2196"/>
-          </w:tcPr>
-          <w:p>
-            <w:r>
-              <w:rPr>
-                <w:sz w:val="20"/>
-              </w:rPr>
-              <w:t>AI 辅助</w:t>
-            </w:r>
-          </w:p>
-        </w:tc>
-        <w:tc>
-          <w:tcPr>
-            <w:tcW w:type="dxa" w:w="2196"/>
-          </w:tcPr>
-          <w:p>
-            <w:r>
-              <w:rPr>
-                <w:sz w:val="20"/>
-              </w:rPr>
-              <w:t>无</w:t>
-            </w:r>
-          </w:p>
-        </w:tc>
-        <w:tc>
-          <w:tcPr>
-            <w:tcW w:type="dxa" w:w="2196"/>
-          </w:tcPr>
-          <w:p>
-            <w:r>
-              <w:rPr>
-                <w:sz w:val="20"/>
-              </w:rPr>
-              <w:t>无</w:t>
-            </w:r>
-          </w:p>
-        </w:tc>
-        <w:tc>
-          <w:tcPr>
-            <w:tcW w:type="dxa" w:w="2196"/>
-          </w:tcPr>
-          <w:p>
-            <w:r>
-              <w:rPr>
-                <w:sz w:val="20"/>
-              </w:rPr>
-              <w:t>**全程 AI 判定**</w:t>
-            </w:r>
-          </w:p>
-        </w:tc>
-      </w:tr>
-      <w:tr>
-        <w:tc>
-          <w:tcPr>
-            <w:tcW w:type="dxa" w:w="2196"/>
-          </w:tcPr>
-          <w:p>
-            <w:r>
-              <w:rPr>
-                <w:sz w:val="20"/>
-              </w:rPr>
-              <w:t>实时报警</w:t>
-            </w:r>
-          </w:p>
-        </w:tc>
-        <w:tc>
-          <w:tcPr>
-            <w:tcW w:type="dxa" w:w="2196"/>
-          </w:tcPr>
-          <w:p>
-            <w:r>
-              <w:rPr>
-                <w:sz w:val="20"/>
-              </w:rPr>
-              <w:t>无</w:t>
-            </w:r>
-          </w:p>
-        </w:tc>
-        <w:tc>
-          <w:tcPr>
-            <w:tcW w:type="dxa" w:w="2196"/>
-          </w:tcPr>
-          <w:p>
-            <w:r>
-              <w:rPr>
-                <w:sz w:val="20"/>
-              </w:rPr>
-              <w:t>无</w:t>
-            </w:r>
-          </w:p>
-        </w:tc>
-        <w:tc>
-          <w:tcPr>
-            <w:tcW w:type="dxa" w:w="2196"/>
-          </w:tcPr>
-          <w:p>
-            <w:r>
-              <w:rPr>
-                <w:sz w:val="20"/>
-              </w:rPr>
-              <w:t>**秒级实时报警**</w:t>
-            </w:r>
-          </w:p>
-        </w:tc>
-      </w:tr>
-      <w:tr>
-        <w:tc>
-          <w:tcPr>
-            <w:tcW w:type="dxa" w:w="2196"/>
-          </w:tcPr>
-          <w:p>
-            <w:r>
-              <w:rPr>
-                <w:sz w:val="20"/>
-              </w:rPr>
-              <w:t>用电安全管理</w:t>
-            </w:r>
-          </w:p>
-        </w:tc>
-        <w:tc>
-          <w:tcPr>
-            <w:tcW w:type="dxa" w:w="2196"/>
-          </w:tcPr>
-          <w:p>
-            <w:r>
-              <w:rPr>
-                <w:sz w:val="20"/>
-              </w:rPr>
-              <w:t>无</w:t>
-            </w:r>
-          </w:p>
-        </w:tc>
-        <w:tc>
-          <w:tcPr>
-            <w:tcW w:type="dxa" w:w="2196"/>
-          </w:tcPr>
-          <w:p>
-            <w:r>
-              <w:rPr>
-                <w:sz w:val="20"/>
-              </w:rPr>
-              <w:t>无</w:t>
-            </w:r>
-          </w:p>
-        </w:tc>
-        <w:tc>
-          <w:tcPr>
-            <w:tcW w:type="dxa" w:w="2196"/>
-          </w:tcPr>
-          <w:p>
-            <w:r>
-              <w:rPr>
-                <w:sz w:val="20"/>
-              </w:rPr>
-              <w:t>**全节点监控，BMS板/管理板温度实时采集，三级保护**</w:t>
-            </w:r>
-          </w:p>
-        </w:tc>
-      </w:tr>
-      <w:tr>
-        <w:tc>
-          <w:tcPr>
-            <w:tcW w:type="dxa" w:w="2196"/>
-          </w:tcPr>
-          <w:p>
-            <w:r>
-              <w:rPr>
-                <w:sz w:val="20"/>
-              </w:rPr>
-              <w:t>夜间作业能力</w:t>
-            </w:r>
-          </w:p>
-        </w:tc>
-        <w:tc>
-          <w:tcPr>
-            <w:tcW w:type="dxa" w:w="2196"/>
-          </w:tcPr>
-          <w:p>
-            <w:r>
-              <w:rPr>
-                <w:sz w:val="20"/>
-              </w:rPr>
-              <w:t>不可行</w:t>
-            </w:r>
-          </w:p>
-        </w:tc>
-        <w:tc>
-          <w:tcPr>
-            <w:tcW w:type="dxa" w:w="2196"/>
-          </w:tcPr>
-          <w:p>
-            <w:r>
-              <w:rPr>
-                <w:sz w:val="20"/>
-              </w:rPr>
-              <w:t>不可行</w:t>
-            </w:r>
-          </w:p>
-        </w:tc>
-        <w:tc>
-          <w:tcPr>
-            <w:tcW w:type="dxa" w:w="2196"/>
-          </w:tcPr>
-          <w:p>
-            <w:r>
-              <w:rPr>
-                <w:sz w:val="20"/>
-              </w:rPr>
-              <w:t>**全天候可行**</w:t>
-            </w:r>
-          </w:p>
-        </w:tc>
-      </w:tr>
-      <w:tr>
-        <w:tc>
-          <w:tcPr>
-            <w:tcW w:type="dxa" w:w="2196"/>
-          </w:tcPr>
-          <w:p>
-            <w:r>
-              <w:rPr>
-                <w:sz w:val="20"/>
-              </w:rPr>
-              <w:t>大数据积累</w:t>
-            </w:r>
-          </w:p>
-        </w:tc>
-        <w:tc>
-          <w:tcPr>
-            <w:tcW w:type="dxa" w:w="2196"/>
-          </w:tcPr>
-          <w:p>
-            <w:r>
-              <w:rPr>
-                <w:sz w:val="20"/>
-              </w:rPr>
-              <w:t>无</w:t>
-            </w:r>
-          </w:p>
-        </w:tc>
-        <w:tc>
-          <w:tcPr>
-            <w:tcW w:type="dxa" w:w="2196"/>
-          </w:tcPr>
-          <w:p>
-            <w:r>
-              <w:rPr>
-                <w:sz w:val="20"/>
-              </w:rPr>
-              <w:t>有限</w:t>
-            </w:r>
-          </w:p>
-        </w:tc>
-        <w:tc>
-          <w:tcPr>
-            <w:tcW w:type="dxa" w:w="2196"/>
-          </w:tcPr>
-          <w:p>
-            <w:r>
-              <w:rPr>
-                <w:sz w:val="20"/>
-              </w:rPr>
-              <w:t>**全线持续积累**</w:t>
-            </w:r>
-          </w:p>
-        </w:tc>
-      </w:tr>
-      <w:tr>
-        <w:tc>
-          <w:tcPr>
-            <w:tcW w:type="dxa" w:w="2196"/>
-          </w:tcPr>
-          <w:p>
-            <w:r>
-              <w:rPr>
-                <w:sz w:val="20"/>
-              </w:rPr>
-              <w:t>操控培训</w:t>
-            </w:r>
-          </w:p>
-        </w:tc>
-        <w:tc>
-          <w:tcPr>
-            <w:tcW w:type="dxa" w:w="2196"/>
-          </w:tcPr>
-          <w:p>
-            <w:r>
-              <w:rPr>
-                <w:sz w:val="20"/>
-              </w:rPr>
-              <w:t>需要专业培训</w:t>
-            </w:r>
-          </w:p>
-        </w:tc>
-        <w:tc>
-          <w:tcPr>
-            <w:tcW w:type="dxa" w:w="2196"/>
-          </w:tcPr>
-          <w:p>
-            <w:r>
-              <w:rPr>
-                <w:sz w:val="20"/>
-              </w:rPr>
-              <w:t>需要专业培训</w:t>
-            </w:r>
-          </w:p>
-        </w:tc>
-        <w:tc>
-          <w:tcPr>
-            <w:tcW w:type="dxa" w:w="2196"/>
-          </w:tcPr>
-          <w:p>
-            <w:r>
-              <w:rPr>
-                <w:sz w:val="20"/>
-              </w:rPr>
-              <w:t>**3 步启机即用**</w:t>
-            </w:r>
-          </w:p>
-        </w:tc>
-      </w:tr>
-    </w:tbl>
-    <w:p/>
-    <w:p>
-      <w:pPr>
-        <w:spacing w:after="60"/>
-      </w:pPr>
-      <w:r>
-        <w:rPr>
-          <w:b/>
-          <w:color w:val="1F497D"/>
-          <w:sz w:val="26"/>
-        </w:rPr>
-        <w:t>三、全寿命周期智能管理系统（未来重点发展方向）</w:t>
-      </w:r>
-    </w:p>
-    <w:p>
-      <w:pPr>
-        <w:spacing w:after="60"/>
-      </w:pPr>
-      <w:r>
-        <w:rPr>
-          <w:sz w:val="21"/>
-        </w:rPr>
-        <w:t>线路基础设施的全生命周期管理是本系统的长远目标，也是铁路智能化运维的终极形态。</w:t>
-      </w:r>
-    </w:p>
-    <w:p>
-      <w:pPr>
-        <w:spacing w:after="60"/>
-      </w:pPr>
-      <w:r>
-        <w:rPr>
-          <w:sz w:val="21"/>
-        </w:rPr>
-        <w:t>**全生命周期管理目标：**</w:t>
-      </w:r>
-    </w:p>
-    <w:p>
-      <w:pPr>
-        <w:spacing w:after="60"/>
-      </w:pPr>
-      <w:r>
-        <w:rPr>
-          <w:sz w:val="21"/>
-        </w:rPr>
-        <w:t>本系统的全生命周期管理对象为**铁路线路基础设施**，覆盖以下五大类：</w:t>
-      </w:r>
-    </w:p>
-    <w:tbl>
-      <w:tblPr>
-        <w:tblStyle w:val="TableGrid"/>
-        <w:tblW w:type="auto" w:w="0"/>
-        <w:tblLook w:firstColumn="1" w:firstRow="1" w:lastColumn="0" w:lastRow="0" w:noHBand="0" w:noVBand="1" w:val="04A0"/>
-      </w:tblPr>
-      <w:tblGrid>
-        <w:gridCol w:w="2928"/>
-        <w:gridCol w:w="2928"/>
-        <w:gridCol w:w="2928"/>
-      </w:tblGrid>
-      <w:tr>
-        <w:tc>
-          <w:tcPr>
-            <w:tcW w:type="dxa" w:w="2928"/>
-          </w:tcPr>
-          <w:p>
-            <w:r>
-              <w:rPr>
-                <w:sz w:val="20"/>
-              </w:rPr>
-              <w:t>管理对象</w:t>
-            </w:r>
-          </w:p>
-        </w:tc>
-        <w:tc>
-          <w:tcPr>
-            <w:tcW w:type="dxa" w:w="2928"/>
-          </w:tcPr>
-          <w:p>
-            <w:r>
-              <w:rPr>
-                <w:sz w:val="20"/>
-              </w:rPr>
-              <w:t>涵盖内容</w:t>
-            </w:r>
-          </w:p>
-        </w:tc>
-        <w:tc>
-          <w:tcPr>
-            <w:tcW w:type="dxa" w:w="2928"/>
-          </w:tcPr>
-          <w:p>
-            <w:r>
-              <w:rPr>
-                <w:sz w:val="20"/>
-              </w:rPr>
-              <w:t>主要监测指标</w:t>
-            </w:r>
-          </w:p>
-        </w:tc>
-      </w:tr>
-      <w:tr>
-        <w:tc>
-          <w:tcPr>
-            <w:tcW w:type="dxa" w:w="2928"/>
-          </w:tcPr>
-          <w:p>
-            <w:r>
-              <w:rPr>
-                <w:sz w:val="20"/>
-              </w:rPr>
-              <w:t>钢轨</w:t>
-            </w:r>
-          </w:p>
-        </w:tc>
-        <w:tc>
-          <w:tcPr>
-            <w:tcW w:type="dxa" w:w="2928"/>
-          </w:tcPr>
-          <w:p>
-            <w:r>
-              <w:rPr>
-                <w:sz w:val="20"/>
-              </w:rPr>
-              <w:t>轨面/轨头/轨腰</w:t>
-            </w:r>
-          </w:p>
-        </w:tc>
-        <w:tc>
-          <w:tcPr>
-            <w:tcW w:type="dxa" w:w="2928"/>
-          </w:tcPr>
-          <w:p>
-            <w:r>
-              <w:rPr>
-                <w:sz w:val="20"/>
-              </w:rPr>
-              <w:t>磨耗量/裂纹/变形/横移量</w:t>
-            </w:r>
-          </w:p>
-        </w:tc>
-      </w:tr>
-      <w:tr>
-        <w:tc>
-          <w:tcPr>
-            <w:tcW w:type="dxa" w:w="2928"/>
-          </w:tcPr>
-          <w:p>
-            <w:r>
-              <w:rPr>
-                <w:sz w:val="20"/>
-              </w:rPr>
-              <w:t>道床</w:t>
-            </w:r>
-          </w:p>
-        </w:tc>
-        <w:tc>
-          <w:tcPr>
-            <w:tcW w:type="dxa" w:w="2928"/>
-          </w:tcPr>
-          <w:p>
-            <w:r>
-              <w:rPr>
-                <w:sz w:val="20"/>
-              </w:rPr>
-              <w:t>道床板结/脏污/沉降</w:t>
-            </w:r>
-          </w:p>
-        </w:tc>
-        <w:tc>
-          <w:tcPr>
-            <w:tcW w:type="dxa" w:w="2928"/>
-          </w:tcPr>
-          <w:p>
-            <w:r>
-              <w:rPr>
-                <w:sz w:val="20"/>
-              </w:rPr>
-              <w:t>沉降量/板结程度/排水状况</w:t>
-            </w:r>
-          </w:p>
-        </w:tc>
-      </w:tr>
-      <w:tr>
-        <w:tc>
-          <w:tcPr>
-            <w:tcW w:type="dxa" w:w="2928"/>
-          </w:tcPr>
-          <w:p>
-            <w:r>
-              <w:rPr>
-                <w:sz w:val="20"/>
-              </w:rPr>
-              <w:t>桥梁</w:t>
-            </w:r>
-          </w:p>
-        </w:tc>
-        <w:tc>
-          <w:tcPr>
-            <w:tcW w:type="dxa" w:w="2928"/>
-          </w:tcPr>
-          <w:p>
-            <w:r>
-              <w:rPr>
-                <w:sz w:val="20"/>
-              </w:rPr>
-              <w:t>桥面/支座/桥墩</w:t>
-            </w:r>
-          </w:p>
-        </w:tc>
-        <w:tc>
-          <w:tcPr>
-            <w:tcW w:type="dxa" w:w="2928"/>
-          </w:tcPr>
-          <w:p>
-            <w:r>
-              <w:rPr>
-                <w:sz w:val="20"/>
-              </w:rPr>
-              <w:t>振动/变形/疲劳指数</w:t>
-            </w:r>
-          </w:p>
-        </w:tc>
-      </w:tr>
-      <w:tr>
-        <w:tc>
-          <w:tcPr>
-            <w:tcW w:type="dxa" w:w="2928"/>
-          </w:tcPr>
-          <w:p>
-            <w:r>
-              <w:rPr>
-                <w:sz w:val="20"/>
-              </w:rPr>
-              <w:t>道岔</w:t>
-            </w:r>
-          </w:p>
-        </w:tc>
-        <w:tc>
-          <w:tcPr>
-            <w:tcW w:type="dxa" w:w="2928"/>
-          </w:tcPr>
-          <w:p>
-            <w:r>
-              <w:rPr>
-                <w:sz w:val="20"/>
-              </w:rPr>
-              <w:t>尖轨/心轨/辙叉</w:t>
-            </w:r>
-          </w:p>
-        </w:tc>
-        <w:tc>
-          <w:tcPr>
-            <w:tcW w:type="dxa" w:w="2928"/>
-          </w:tcPr>
-          <w:p>
-            <w:r>
-              <w:rPr>
-                <w:sz w:val="20"/>
-              </w:rPr>
-              <w:t>磨耗/间隙/变形</w:t>
-            </w:r>
-          </w:p>
-        </w:tc>
-      </w:tr>
-      <w:tr>
-        <w:tc>
-          <w:tcPr>
-            <w:tcW w:type="dxa" w:w="2928"/>
-          </w:tcPr>
-          <w:p>
-            <w:r>
-              <w:rPr>
-                <w:sz w:val="20"/>
-              </w:rPr>
-              <w:t>扣件</w:t>
-            </w:r>
-          </w:p>
-        </w:tc>
-        <w:tc>
-          <w:tcPr>
-            <w:tcW w:type="dxa" w:w="2928"/>
-          </w:tcPr>
-          <w:p>
-            <w:r>
-              <w:rPr>
-                <w:sz w:val="20"/>
-              </w:rPr>
-              <w:t>道钉/螺栓/垫板</w:t>
-            </w:r>
-          </w:p>
-        </w:tc>
-        <w:tc>
-          <w:tcPr>
-            <w:tcW w:type="dxa" w:w="2928"/>
-          </w:tcPr>
-          <w:p>
-            <w:r>
-              <w:rPr>
-                <w:sz w:val="20"/>
-              </w:rPr>
-              <w:t>松动/缺失/失效数量</w:t>
+              <w:t>基于评分和趋势的优先级养护清单</w:t>
             </w:r>
           </w:p>
         </w:tc>
@@ -4830,29 +2541,7 @@
         <w:rPr>
           <w:sz w:val="21"/>
         </w:rPr>
-        <w:t>**全寿命管理闭环：**</w:t>
-      </w:r>
-    </w:p>
-    <w:p>
-      <w:pPr>
-        <w:spacing w:after="60"/>
-      </w:pPr>
-      <w:r>
-        <w:rPr>
-          <w:sz w:val="21"/>
-        </w:rPr>
-        <w:t>启用建档 → 定期检测 → 健康评估 → 寿命预测 → 养护决策 → 养护执行 → 二次验证 → 档案完善</w:t>
-      </w:r>
-    </w:p>
-    <w:p>
-      <w:pPr>
-        <w:spacing w:after="60"/>
-      </w:pPr>
-      <w:r>
-        <w:rPr>
-          <w:sz w:val="21"/>
-        </w:rPr>
-        <w:t>**核心价值：**</w:t>
+        <w:t>**报告格式与导出：**</w:t>
       </w:r>
     </w:p>
     <w:p>
@@ -4865,7 +2554,7 @@
         <w:rPr>
           <w:sz w:val="21"/>
         </w:rPr>
-        <w:t>设备资产数字化：每公里线路、每组道岔、每根钢轨均有独立数字档案</w:t>
+        <w:t>支持导出 Word（.docx）和 PDF 两种格式</w:t>
       </w:r>
     </w:p>
     <w:p>
@@ -4878,7 +2567,7 @@
         <w:rPr>
           <w:sz w:val="21"/>
         </w:rPr>
-        <w:t>劣化趋势可预测：基于历史数据预测病害发展速度，实现预防性维护</w:t>
+        <w:t>报告自动编号，可按日期/线路/区段归档</w:t>
       </w:r>
     </w:p>
     <w:p>
@@ -4891,7 +2580,18 @@
         <w:rPr>
           <w:sz w:val="21"/>
         </w:rPr>
-        <w:t>养护投入可量化：每笔养护支出可追溯、可评估，ROI 可计算</w:t>
+        <w:t>养护建议章节可直接提交至工务养护管理系统</w:t>
+      </w:r>
+    </w:p>
+    <w:p>
+      <w:pPr>
+        <w:spacing w:after="60"/>
+      </w:pPr>
+      <w:r>
+        <w:rPr>
+          <w:sz w:val="21"/>
+        </w:rPr>
+        <w:t>**报表自动推送：**</w:t>
       </w:r>
     </w:p>
     <w:p>
@@ -4904,20 +2604,7 @@
         <w:rPr>
           <w:sz w:val="21"/>
         </w:rPr>
-        <w:t>决策依据可追溯：从检测→评估→决策→执行→验证，全链路数据闭环</w:t>
-      </w:r>
-    </w:p>
-    <w:p>
-      <w:pPr>
-        <w:spacing w:after="60"/>
-      </w:pPr>
-      <w:r>
-        <w:rPr>
-          <w:b/>
-          <w:color w:val="1F497D"/>
-          <w:sz w:val="26"/>
-        </w:rPr>
-        <w:t>四、未来发展展望</w:t>
+        <w:t>任务结束后自动生成报告，推送至指定人员邮箱</w:t>
       </w:r>
     </w:p>
     <w:p>
@@ -4930,167 +2617,7 @@
         <w:rPr>
           <w:sz w:val="21"/>
         </w:rPr>
-        <w:t>**AI 模型持续迭代**：检测精度与覆盖范围持续提升，支持更多病害类型</w:t>
-      </w:r>
-    </w:p>
-    <w:p>
-      <w:pPr>
-        <w:pStyle w:val="ListBullet"/>
-        <w:spacing w:after="40"/>
-        <w:ind w:left="432"/>
-      </w:pPr>
-      <w:r>
-        <w:rPr>
-          <w:sz w:val="21"/>
-        </w:rPr>
-        <w:t>**更多检测功能扩展**：支持轨底检测，道床状态检测等扩展模块</w:t>
-      </w:r>
-    </w:p>
-    <w:p>
-      <w:pPr>
-        <w:pStyle w:val="ListBullet"/>
-        <w:spacing w:after="40"/>
-        <w:ind w:left="432"/>
-      </w:pPr>
-      <w:r>
-        <w:rPr>
-          <w:sz w:val="21"/>
-        </w:rPr>
-        <w:t>**自主巡检升级**：从定速巡航升级为自主路径规划，实现真正无人巡检</w:t>
-      </w:r>
-    </w:p>
-    <w:p>
-      <w:pPr>
-        <w:pStyle w:val="ListBullet"/>
-        <w:spacing w:after="40"/>
-        <w:ind w:left="432"/>
-      </w:pPr>
-      <w:r>
-        <w:rPr>
-          <w:sz w:val="21"/>
-        </w:rPr>
-        <w:t>**数字孪生平台**：构建铁路线路数字孪生体，实现虚实融合的线路健康管理</w:t>
-      </w:r>
-    </w:p>
-    <w:p>
-      <w:pPr>
-        <w:pStyle w:val="ListBullet"/>
-        <w:spacing w:after="40"/>
-        <w:ind w:left="432"/>
-      </w:pPr>
-      <w:r>
-        <w:rPr>
-          <w:sz w:val="21"/>
-        </w:rPr>
-        <w:t>**行业大数据互联**：接入铁路工务系统，实现数据互通、标准互认</w:t>
-      </w:r>
-    </w:p>
-    <w:p>
-      <w:pPr>
-        <w:spacing w:after="80"/>
-        <w:ind w:left="432"/>
-      </w:pPr>
-      <w:r>
-        <w:rPr>
-          <w:i/>
-          <w:color w:val="606060"/>
-          <w:sz w:val="20"/>
-        </w:rPr>
-        <w:t>**让铁路线路检测从劳动密集型传统作业**</w:t>
-      </w:r>
-    </w:p>
-    <w:p>
-      <w:pPr>
-        <w:spacing w:after="80"/>
-        <w:ind w:left="432"/>
-      </w:pPr>
-      <w:r>
-        <w:rPr>
-          <w:i/>
-          <w:color w:val="606060"/>
-          <w:sz w:val="20"/>
-        </w:rPr>
-        <w:t>**全面转变为智能化、自动化、高效率、高质量的**</w:t>
-      </w:r>
-    </w:p>
-    <w:p>
-      <w:pPr>
-        <w:spacing w:after="80"/>
-        <w:ind w:left="432"/>
-      </w:pPr>
-      <w:r>
-        <w:rPr>
-          <w:i/>
-          <w:color w:val="606060"/>
-          <w:sz w:val="20"/>
-        </w:rPr>
-        <w:t>**科技驱动型运维模式**</w:t>
-      </w:r>
-    </w:p>
-    <w:p>
-      <w:pPr>
-        <w:spacing w:after="60"/>
-      </w:pPr>
-      <w:r>
-        <w:rPr>
-          <w:sz w:val="21"/>
-        </w:rPr>
-        <w:t>*文档版本说明：*</w:t>
-      </w:r>
-    </w:p>
-    <w:p>
-      <w:pPr>
-        <w:spacing w:after="60"/>
-      </w:pPr>
-      <w:r>
-        <w:rPr>
-          <w:sz w:val="21"/>
-        </w:rPr>
-        <w:t>*V1.0 — 初始版本，基于技术汇报 PPT 及相关资料整理*</w:t>
-      </w:r>
-    </w:p>
-    <w:p>
-      <w:pPr>
-        <w:spacing w:after="60"/>
-      </w:pPr>
-      <w:r>
-        <w:rPr>
-          <w:sz w:val="21"/>
-        </w:rPr>
-        <w:t>*V1.1 — 融合 Word 版技术报告，修正核心检测功能为 8 项*</w:t>
-      </w:r>
-    </w:p>
-    <w:p>
-      <w:pPr>
-        <w:spacing w:after="60"/>
-      </w:pPr>
-      <w:r>
-        <w:rPr>
-          <w:sz w:val="21"/>
-        </w:rPr>
-        <w:t>*V2.0 — 融合比对后最终定稿版本*</w:t>
-      </w:r>
-    </w:p>
-    <w:p>
-      <w:pPr>
-        <w:spacing w:after="60"/>
-      </w:pPr>
-      <w:r>
-        <w:rPr>
-          <w:sz w:val="21"/>
-        </w:rPr>
-        <w:t>*V3.0 — 全面重构，以 AI 为核心主线，重建完整框架：*</w:t>
-      </w:r>
-    </w:p>
-    <w:p>
-      <w:pPr>
-        <w:spacing w:after="60"/>
-      </w:pPr>
-      <w:r>
-        <w:rPr>
-          <w:sz w:val="21"/>
-        </w:rPr>
-        <w:t>*认知篇 → 建造篇（硬件/软件/人机交互/一键巡航/一键返航）→ 数据篇 → 应用篇（大数据平台/养护决策）→ 保障篇（设备完好性/智能安全供电/BMS温度/全节点用电监控）→ 收尾（全寿命周期作为未来发展方向）</w:t>
+        <w:t>支持设置周期性汇总报告（如每月/每季度自动汇总）</w:t>
       </w:r>
     </w:p>
     <w:sectPr>
